--- a/p6/submission/mbr_package/01_manuscript_blinded.docx
+++ b/p6/submission/mbr_package/01_manuscript_blinded.docx
@@ -232,7 +232,7 @@
         <w:t xml:space="preserve"> </w:t>
       </w:r>
       <w:r>
-        <w:t xml:space="preserve">= .002) but is not robust — a drop-Frontier sensitivity test on the four well-populated regimes reduces it to non-significance (</w:t>
+        <w:t xml:space="preserve">= .002) but is not robust, a drop-Frontier sensitivity test on the four well-populated regimes reduces it to non-significance (</w:t>
       </w:r>
       <w:r>
         <w:rPr>
@@ -476,7 +476,7 @@
         <w:pStyle w:val="FirstParagraph"/>
       </w:pPr>
       <w:r>
-        <w:t xml:space="preserve">The relationship between a firm's degree of internationalization and its performance — the "I-P relationship" — is the most meta-analyzed question in international business. Over four decades and six major meta-analyses (Bausch &amp; Krist, 2007; Kirca et al., 2012; Marano et al., 2016; Schwens et al., 2018; Wu et al., 2022; Arte &amp; Larimo, 2022), pooled positive effects are consistently small yet</w:t>
+        <w:t xml:space="preserve">The relationship between a firm's degree of internationalization and its performance, the "I-P relationship", is the most meta-analyzed question in international business. Over four decades and six major meta-analyses (Bausch &amp; Krist, 2007; Kirca et al., 2012; Marano et al., 2016; Schwens et al., 2018; Wu et al., 2022; Arte &amp; Larimo, 2022), pooled positive effects are consistently small yet</w:t>
       </w:r>
       <w:r>
         <w:t xml:space="preserve"> </w:t>
@@ -499,7 +499,7 @@
         <w:t xml:space="preserve"> </w:t>
       </w:r>
       <w:r>
-        <w:t xml:space="preserve">regularly exceeds 80%, signalling that context — not a universal mechanism — drives outcomes. Whether internationalization improves firm performance shapes investment decisions, export-promotion policy, and firm strategy in an interconnected global economy (Hitt et al., 2006; Lu &amp; Beamish, 2004), yet the record remains inconclusive.</w:t>
+        <w:t xml:space="preserve">regularly exceeds 80%, signalling that context, not a universal mechanism, drives outcomes. Whether internationalization improves firm performance shapes investment decisions, export-promotion policy, and firm strategy in an interconnected global economy (Hitt et al., 2006; Lu &amp; Beamish, 2004), yet the record remains inconclusive.</w:t>
       </w:r>
     </w:p>
     <w:p>
@@ -575,7 +575,7 @@
         <w:t xml:space="preserve"> </w:t>
       </w:r>
       <w:r>
-        <w:t xml:space="preserve">= 87.92%. That baseline confirmed the positive average effect but left approximately 70% of variance unexplained after the standard moderators (country of origin, industry, performance measure). Three theoretically grounded moderators — absent from all prior meta-analyses — motivate the present extension.</w:t>
+        <w:t xml:space="preserve">= 87.92%. That baseline confirmed the positive average effect but left approximately 70% of variance unexplained after the standard moderators (country of origin, industry, performance measure). Three theoretically grounded moderators, absent from all prior meta-analyses, motivate the present extension.</w:t>
       </w:r>
     </w:p>
     <w:p>
@@ -723,7 +723,7 @@
         <w:t xml:space="preserve">Theoretically</w:t>
       </w:r>
       <w:r>
-        <w:t xml:space="preserve">: (4) first meta-analytic test of an ICRV 6-regime framework on a globally representative I-P corpus (five of six regimes populated; Pacific-SIDS Regime VI returns no qualifying studies); (5) first formal test of cDAI as a national digital-infrastructure moderator of I-P; (6) first test of DPL phase as a temporal moderator via three-level MARA. The non-confirmation of E1a/E1b, H2, and H3, the anomalous Frontier pattern, and the substantial publication-bias correction are themselves informative — they bound the conditions under which these moderators could operate and motivate a</w:t>
+        <w:t xml:space="preserve">: (4) first meta-analytic test of an ICRV 6-regime framework on a globally representative I-P corpus (five of six regimes populated; Pacific-SIDS Regime VI returns no qualifying studies); (5) first formal test of cDAI as a national digital-infrastructure moderator of I-P; (6) first test of DPL phase as a temporal moderator via three-level MARA. The non-confirmation of E1a/E1b, H2, and H3, the anomalous Frontier pattern, and the substantial publication-bias correction are themselves informative, they bound the conditions under which these moderators could operate and motivate a</w:t>
       </w:r>
       <w:r>
         <w:t xml:space="preserve"> </w:t>
@@ -986,7 +986,7 @@
         <w:t xml:space="preserve"> </w:t>
       </w:r>
       <w:r>
-        <w:t xml:space="preserve">= .057 borderline — we frame the magnitude as a strong directional signal rather than a settled point estimate). Heterogeneity decomposition assigns the bulk of</w:t>
+        <w:t xml:space="preserve">= .057 borderline, we frame the magnitude as a strong directional signal rather than a settled point estimate). Heterogeneity decomposition assigns the bulk of</w:t>
       </w:r>
       <w:r>
         <w:t xml:space="preserve"> </w:t>
@@ -1077,7 +1077,7 @@
         <w:t xml:space="preserve"> </w:t>
       </w:r>
       <w:r>
-        <w:t xml:space="preserve">(Barney, 1991; Wernerfelt, 1984) predicts that firms in resource-rich environments — including national digital infrastructure — capture higher returns to internationalization through resource bundling at the country level. cDAI here is the country-level construct distinct from the firm-level digital adoption (DAI) used in companion primary studies; at meta-analytic resolution only cDAI is extractable as a study-level moderator.</w:t>
+        <w:t xml:space="preserve">(Barney, 1991; Wernerfelt, 1984) predicts that firms in resource-rich environments, including national digital infrastructure, capture higher returns to internationalization through resource bundling at the country level. cDAI here is the country-level construct distinct from the firm-level digital adoption (DAI) used in companion primary studies; at meta-analytic resolution only cDAI is extractable as a study-level moderator.</w:t>
       </w:r>
       <w:r>
         <w:t xml:space="preserve"> </w:t>
@@ -1093,7 +1093,7 @@
         <w:t xml:space="preserve"> </w:t>
       </w:r>
       <w:r>
-        <w:t xml:space="preserve">(North, 1990; Scott, 1995) positions formal and informal institutions as the rules that govern transaction costs of cross-border expansion: higher institutional quality reduces opportunism, monitoring, and information asymmetry costs, and the ICRV gradient hypothesis (H1) derives directly from this logic — expected I-P effects decline as institutional quality falls from Advanced (Regime I) to Frontier (Regime V).</w:t>
+        <w:t xml:space="preserve">(North, 1990; Scott, 1995) positions formal and informal institutions as the rules that govern transaction costs of cross-border expansion: higher institutional quality reduces opportunism, monitoring, and information asymmetry costs, and the ICRV gradient hypothesis (H1) derives directly from this logic, expected I-P effects decline as institutional quality falls from Advanced (Regime I) to Frontier (Regime V).</w:t>
       </w:r>
       <w:r>
         <w:t xml:space="preserve"> </w:t>
@@ -1109,7 +1109,7 @@
         <w:t xml:space="preserve"> </w:t>
       </w:r>
       <w:r>
-        <w:t xml:space="preserve">(Johanson &amp; Vahlne, 1977, 2009) frames internationalization as experiential knowledge accumulation; digital platforms — cloud analytics, real-time demand signals, B2B platforms — compress the learning curve once they reach diffusion maturity (Stallkamp &amp; Schotter, 2021), the substantive basis for the DPL Follow-phase prediction (H2).</w:t>
+        <w:t xml:space="preserve">(Johanson &amp; Vahlne, 1977, 2009) frames internationalization as experiential knowledge accumulation; digital platforms, cloud analytics, real-time demand signals, B2B platforms, compress the learning curve once they reach diffusion maturity (Stallkamp &amp; Schotter, 2021), the substantive basis for the DPL Follow-phase prediction (H2).</w:t>
       </w:r>
       <w:r>
         <w:t xml:space="preserve"> </w:t>
@@ -1312,10 +1312,7 @@
         <w:t xml:space="preserve">E1a</w:t>
       </w:r>
       <w:r>
-        <w:t xml:space="preserve"> </w:t>
-      </w:r>
-      <w:r>
-        <w:t xml:space="preserve">— ICRV-I shows the largest pooled effect (all three CIMT mechanisms active).</w:t>
+        <w:t xml:space="preserve">, ICRV-I shows the largest pooled effect (all three CIMT mechanisms active).</w:t>
       </w:r>
       <w:r>
         <w:t xml:space="preserve"> </w:t>
@@ -1328,10 +1325,7 @@
         <w:t xml:space="preserve">E1b</w:t>
       </w:r>
       <w:r>
-        <w:t xml:space="preserve"> </w:t>
-      </w:r>
-      <w:r>
-        <w:t xml:space="preserve">— Frontier-regime studies (ICRV-FR) show the smallest, possibly null/negative pooled effect (institutional-void costs dominate); E1b is exploratory because current FR</w:t>
+        <w:t xml:space="preserve">, Frontier-regime studies (ICRV-FR) show the smallest, possibly null/negative pooled effect (institutional-void costs dominate); E1b is exploratory because current FR</w:t>
       </w:r>
       <w:r>
         <w:t xml:space="preserve"> </w:t>
@@ -1429,7 +1423,7 @@
         <w:t xml:space="preserve"> </w:t>
       </w:r>
       <w:r>
-        <w:t xml:space="preserve">(≥ 2014): digital platforms — cloud logistics, B2B e-commerce, electronic payments, digital trade finance — have reached the maturity threshold at which coordination costs are systematically compressed; effects are expected largest.</w:t>
+        <w:t xml:space="preserve">(≥ 2014): digital platforms, cloud logistics, B2B e-commerce, electronic payments, digital trade finance, have reached the maturity threshold at which coordination costs are systematically compressed; effects are expected largest.</w:t>
       </w:r>
     </w:p>
     <w:p>
@@ -6593,7 +6587,7 @@
               <w:jc w:val="left"/>
             </w:pPr>
             <w:r>
-              <w:t xml:space="preserve">I — Advanced-Innovation (SG, HK, KR, JP, AU…)</w:t>
+              <w:t xml:space="preserve">I — Advanced-Innovation (SG, HK, KR, JP, AU...)</w:t>
             </w:r>
           </w:p>
         </w:tc>
@@ -6655,7 +6649,7 @@
               <w:jc w:val="left"/>
             </w:pPr>
             <w:r>
-              <w:t xml:space="preserve">II — Upper-middle (CN, MY, TH, BR…)</w:t>
+              <w:t xml:space="preserve">II — Upper-middle (CN, MY, TH, BR...)</w:t>
             </w:r>
           </w:p>
         </w:tc>
@@ -6717,7 +6711,7 @@
               <w:jc w:val="left"/>
             </w:pPr>
             <w:r>
-              <w:t xml:space="preserve">III — Emerging (VN, IN, ID, PH…)</w:t>
+              <w:t xml:space="preserve">III — Emerging (VN, IN, ID, PH...)</w:t>
             </w:r>
           </w:p>
         </w:tc>
@@ -8565,7 +8559,7 @@
         <w:t xml:space="preserve"> </w:t>
       </w:r>
       <w:r>
-        <w:t xml:space="preserve">= 0.061 — most conservative, but positive and significant); DL two-level estimator (Δ</w:t>
+        <w:t xml:space="preserve">= 0.061, most conservative, but positive and significant); DL two-level estimator (Δ</w:t>
       </w:r>
       <w:r>
         <w:rPr>
@@ -9905,7 +9899,7 @@
         <w:t xml:space="preserve"> </w:t>
       </w:r>
       <w:r>
-        <w:t xml:space="preserve">= 113) and introducing three previously untested moderators — ICRV institutional regime, country-level digital adoption (cDAI), and Digital Paradox Lifecycle (DPL) phase. The pooled effect (</w:t>
+        <w:t xml:space="preserve">= 113) and introducing three previously untested moderators, ICRV institutional regime, country-level digital adoption (cDAI), and Digital Paradox Lifecycle (DPL) phase. The pooled effect (</w:t>
       </w:r>
       <w:r>
         <w:rPr>
@@ -10085,7 +10079,7 @@
         <w:t xml:space="preserve"> </w:t>
       </w:r>
       <w:r>
-        <w:t xml:space="preserve">= 0.035 (95% CI [0.023, 0.048]) — a ~53% attenuation. The I-P field's published literature appears to over-represent positive findings, and the true average performance return to internationalization may sit closer to</w:t>
+        <w:t xml:space="preserve">= 0.035 (95% CI [0.023, 0.048]), a ~53% attenuation. The I-P field's published literature appears to over-represent positive findings, and the true average performance return to internationalization may sit closer to</w:t>
       </w:r>
       <w:r>
         <w:t xml:space="preserve"> </w:t>
@@ -10101,7 +10095,7 @@
         <w:t xml:space="preserve"> </w:t>
       </w:r>
       <w:r>
-        <w:t xml:space="preserve">≈ 0.035 than to the 0.07–0.10 range commonly cited. The heterogeneity puzzle remains largely unresolved, but the three-level decomposition reframes it: within-study variance (Level 2, 76.1%) is the dominant source, not between-country differences (Level 3, 11.8%) — methodological choices within papers contribute substantially more to dispersion than cross-country institutional contexts.</w:t>
+        <w:t xml:space="preserve">≈ 0.035 than to the 0.07–0.10 range commonly cited. The heterogeneity puzzle remains largely unresolved, but the three-level decomposition reframes it: within-study variance (Level 2, 76.1%) is the dominant source, not between-country differences (Level 3, 11.8%), methodological choices within papers contribute substantially more to dispersion than cross-country institutional contexts.</w:t>
       </w:r>
     </w:p>
     <w:p>
@@ -10212,7 +10206,7 @@
         <w:t xml:space="preserve"> </w:t>
       </w:r>
       <w:r>
-        <w:t xml:space="preserve">= 3, with one Iranian outlier) yields an unreliable estimate. (3) cDAI is assigned at the study level via country-year WB DAI / ITU DDI scores, not derived from firm-level digital adoption; vintage mismatch may attenuate the moderation. (4) Search restricted to English-language publications under-represents Chinese, Japanese, Korean, and Southeast Asian work. (5) Single-coder extraction and moderator coding (by the first author) precluded formal inter-coder reliability; coding quality is supported by pilot calibration and double-entry verification (§3.3.2). A dual-coded reliability check is a priority for the planned formal-search expansion.</w:t>
+        <w:t xml:space="preserve">= 3, with one Iranian outlier) yields an unreliable estimate. (3) cDAI is assigned at the study level via country-year WB DAI / ITU DDI scores, not derived from firm-level digital adoption; vintage mismatch may attenuate the moderation. (4) Search restricted to English-language publications under-represents Chinese, Japanese, Korean, and Southeast Asian work. (5) Single-coder extraction and moderator coding (by the first author) precluded formal inter-coder reliability; coding quality is supported by pilot calibration and double-entry verification (Section 3.3.2). A dual-coded reliability check is a priority for the planned formal-search expansion.</w:t>
       </w:r>
     </w:p>
     <w:p>
@@ -10291,7 +10285,7 @@
         <w:t xml:space="preserve"> </w:t>
       </w:r>
       <w:r>
-        <w:t xml:space="preserve">= 0.035) motivates a dedicated audit of unpublished I-P results — surveys of researchers, grey literature, and dissertations — to bound the true population effect more precisely than trim-and-fill alone.</w:t>
+        <w:t xml:space="preserve">= 0.035) motivates a dedicated audit of unpublished I-P results, surveys of researchers, grey literature, and dissertations, to bound the true population effect more precisely than trim-and-fill alone.</w:t>
       </w:r>
     </w:p>
     <w:p>
@@ -11073,7 +11067,7 @@
         <w:pStyle w:val="BodyText"/>
       </w:pPr>
       <w:r>
-        <w:t xml:space="preserve">Page, M. J., McKenzie, J. E., Bossuyt, P. M., Boutron, I., Hoffmann, T. C., Mulrow, C. D., Shamseer, L., Tetzlaff, J. M., Akl, E. A., Brennan, S. E., Chou, R., Glanville, J., Grimshaw, J. M., Hróbjartsson, A., Lalu, M. M., Li, T., Loder, E. W., Mayo-Wilson, E., McDonald, S., … Moher, D. (2021). The PRISMA 2020 statement: An updated guideline for reporting systematic reviews.</w:t>
+        <w:t xml:space="preserve">Page, M. J., McKenzie, J. E., Bossuyt, P. M., Boutron, I., Hoffmann, T. C., Mulrow, C. D., Shamseer, L., Tetzlaff, J. M., Akl, E. A., Brennan, S. E., Chou, R., Glanville, J., Grimshaw, J. M., Hróbjartsson, A., Lalu, M. M., Li, T., Loder, E. W., Mayo-Wilson, E., McDonald, S., ... Moher, D. (2021). The PRISMA 2020 statement: An updated guideline for reporting systematic reviews.</w:t>
       </w:r>
       <w:r>
         <w:t xml:space="preserve"> </w:t>
@@ -11637,7 +11631,7 @@
         <w:t xml:space="preserve">Supp-T4</w:t>
       </w:r>
       <w:r>
-        <w:t xml:space="preserve">; the detailed §3.2 PRISMA screening narrative as</w:t>
+        <w:t xml:space="preserve">; the detailed Section 3.2 PRISMA screening narrative as</w:t>
       </w:r>
       <w:r>
         <w:t xml:space="preserve"> </w:t>
@@ -11693,7 +11687,7 @@
           <w:iCs/>
           <w:i/>
         </w:rPr>
-        <w:t xml:space="preserve">Word count (main text §§1–6 prose, excluding tables, references, in-paper tables, and OSF supplementary materials):</w:t>
+        <w:t xml:space="preserve">Word count (main text Sections 1–6 prose, excluding tables, references, in-paper tables, and OSF supplementary materials):</w:t>
       </w:r>
       <w:r>
         <w:rPr>
@@ -11751,7 +11745,7 @@
           <w:iCs/>
           <w:i/>
         </w:rPr>
-        <w:t xml:space="preserve">11,580 word-equivalents — within MIR's</w:t>
+        <w:t xml:space="preserve">11,580 word-equivalents, within MIR's</w:t>
       </w:r>
       <w:r>
         <w:rPr>
@@ -11812,7 +11806,7 @@
           <w:iCs/>
           <w:i/>
         </w:rPr>
-        <w:t xml:space="preserve">consistency check), the detailed eligibility criteria, the cDAI and DPL subgroup tables, the full robustness-checks table, the §3.2 PRISMA screening narrative, and extended methodological notes are migrated to OSF as Supp-A through Supp-M (</w:t>
+        <w:t xml:space="preserve">consistency check), the detailed eligibility criteria, the cDAI and DPL subgroup tables, the full robustness-checks table, the Section 3.2 PRISMA screening narrative, and extended methodological notes are migrated to OSF as Supp-A through Supp-M (</w:t>
       </w:r>
       <w:hyperlink r:id="rId32">
         <w:r>
@@ -11829,7 +11823,7 @@
           <w:iCs/>
           <w:i/>
         </w:rPr>
-        <w:t xml:space="preserve">). Analyses use the verified baseline corpus (k = 238 studies, K = 288 effect sizes); the formal WoS/Scopus search expansion is ongoing and will be incorporated at revision. Effect-size coding follows the standardized protocol summarized in §3.4 and detailed in Supp-B.</w:t>
+        <w:t xml:space="preserve">). Analyses use the verified baseline corpus (k = 238 studies, K = 288 effect sizes); the formal WoS/Scopus search expansion is ongoing and will be incorporated at revision. Effect-size coding follows the standardized protocol summarized in Section 3.4 and detailed in Supp-B.</w:t>
       </w:r>
     </w:p>
     <w:bookmarkEnd w:id="82"/>

--- a/p6/submission/mbr_package/01_manuscript_blinded.docx
+++ b/p6/submission/mbr_package/01_manuscript_blinded.docx
@@ -2,7 +2,7 @@
 <file path=word/document.xml><?xml version="1.0" encoding="utf-8"?>
 <w:document xmlns:w="http://schemas.openxmlformats.org/wordprocessingml/2006/main" xmlns:m="http://schemas.openxmlformats.org/officeDocument/2006/math" xmlns:r="http://schemas.openxmlformats.org/officeDocument/2006/relationships" xmlns:o="urn:schemas-microsoft-com:office:office" xmlns:v="urn:schemas-microsoft-com:vml" xmlns:w10="urn:schemas-microsoft-com:office:word" xmlns:a="http://schemas.openxmlformats.org/drawingml/2006/main" xmlns:pic="http://schemas.openxmlformats.org/drawingml/2006/picture" xmlns:wp="http://schemas.openxmlformats.org/drawingml/2006/wordprocessingDrawing">
   <w:body>
-    <w:bookmarkStart w:id="83" w:name="X71f68986ebdedfa6a7fda36701097f5cdd5e3a2"/>
+    <w:bookmarkStart w:id="86" w:name="X71f68986ebdedfa6a7fda36701097f5cdd5e3a2"/>
     <w:p>
       <w:pPr>
         <w:pStyle w:val="Heading1"/>
@@ -2299,7 +2299,7 @@
     </w:p>
     <w:bookmarkEnd w:id="30"/>
     <w:bookmarkEnd w:id="31"/>
-    <w:bookmarkStart w:id="43" w:name="Xeae2dc85413e447d2c08d145b986cffc1f454f7"/>
+    <w:bookmarkStart w:id="46" w:name="Xeae2dc85413e447d2c08d145b986cffc1f454f7"/>
     <w:p>
       <w:pPr>
         <w:pStyle w:val="Heading2"/>
@@ -2658,7 +2658,7 @@
       </w:r>
     </w:p>
     <w:bookmarkEnd w:id="33"/>
-    <w:bookmarkStart w:id="34" w:name="Xe67e40459b15893f891bd95e2d3c9a6925f6957"/>
+    <w:bookmarkStart w:id="37" w:name="Xe67e40459b15893f891bd95e2d3c9a6925f6957"/>
     <w:p>
       <w:pPr>
         <w:pStyle w:val="Heading3"/>
@@ -2762,13 +2762,13 @@
           <w:bCs/>
           <w:b/>
         </w:rPr>
-        <w:t xml:space="preserve">PRISMA 2020 flow summary.</w:t>
-      </w:r>
-      <w:r>
-        <w:t xml:space="preserve"> </w:t>
-      </w:r>
-      <w:r>
-        <w:t xml:space="preserve">The analyzed corpus for this article is</w:t>
+        <w:t xml:space="preserve">PRISMA 2020 flow summary (two-path design; Figure 7).</w:t>
+      </w:r>
+      <w:r>
+        <w:t xml:space="preserve"> </w:t>
+      </w:r>
+      <w:r>
+        <w:t xml:space="preserve">The analyzed corpus is</w:t>
       </w:r>
       <w:r>
         <w:t xml:space="preserve"> </w:t>
@@ -2784,7 +2784,10 @@
         <w:t xml:space="preserve"> </w:t>
       </w:r>
       <w:r>
-        <w:t xml:space="preserve">= 238 studies (</w:t>
+        <w:t xml:space="preserve">= 238 /</w:t>
+      </w:r>
+      <w:r>
+        <w:t xml:space="preserve"> </w:t>
       </w:r>
       <w:r>
         <w:rPr>
@@ -2797,7 +2800,7 @@
         <w:t xml:space="preserve"> </w:t>
       </w:r>
       <w:r>
-        <w:t xml:space="preserve">= 288 effect sizes), assembled via backward and forward citation tracking of five anchor meta-analyses plus hand-search and coded to the eligibility criteria above. Separately, a Web of Science + Scopus database search (20 May 2026) returned 3,263 records, reduced after deduplication, L1 keyword pre-screening, and an 8-round L2 title-and-abstract screening pass (rule-based scripts + manual + WebSearch-assisted abstract retrieval) to 435 priority full-text extraction candidates; this database-search expansion is in progress and is not part of the effects analyzed here. The full PRISMA 2020 flow and the round-by-round screening trace are provided as</w:t>
+        <w:t xml:space="preserve">= 288 on</w:t>
       </w:r>
       <w:r>
         <w:t xml:space="preserve"> </w:t>
@@ -2807,13 +2810,10 @@
           <w:bCs/>
           <w:b/>
         </w:rPr>
-        <w:t xml:space="preserve">Supp-A</w:t>
-      </w:r>
-      <w:r>
-        <w:t xml:space="preserve"> </w:t>
-      </w:r>
-      <w:r>
-        <w:t xml:space="preserve">and</w:t>
+        <w:t xml:space="preserve">Path A</w:t>
+      </w:r>
+      <w:r>
+        <w:t xml:space="preserve">, assembled from backward and forward citation tracking of five anchor meta-analyses (Bausch &amp; Krist, 2007; Kirca et al., 2012; Marano et al., 2016; Schwens et al., 2018; Arte &amp; Larimo, 2022) plus hand-search (≈ 497 records), screened against the eligibility criteria above and double-entry verified.</w:t>
       </w:r>
       <w:r>
         <w:t xml:space="preserve"> </w:t>
@@ -2823,17 +2823,121 @@
           <w:bCs/>
           <w:b/>
         </w:rPr>
+        <w:t xml:space="preserve">Path B</w:t>
+      </w:r>
+      <w:r>
+        <w:t xml:space="preserve"> </w:t>
+      </w:r>
+      <w:r>
+        <w:t xml:space="preserve">is a pre-registered expansion via systematic WoS + Scopus search (20 May 2026): 3,263 records → 795 duplicates removed → 1,397 L1 excluded → 782 L2 screened over 8 rounds, yielding 785 Y / 1,694 N / 3 UNSURE; 741 of 785 Y carry DOIs, 547 await full-text extraction. Path B is not in the analyzed effects; extraction is scheduled for revision and could lift</w:t>
+      </w:r>
+      <w:r>
+        <w:t xml:space="preserve"> </w:t>
+      </w:r>
+      <w:r>
+        <w:rPr>
+          <w:iCs/>
+          <w:i/>
+        </w:rPr>
+        <w:t xml:space="preserve">k</w:t>
+      </w:r>
+      <w:r>
+        <w:t xml:space="preserve"> </w:t>
+      </w:r>
+      <w:r>
+        <w:t xml:space="preserve">to ≈ 600–700. Full flow (Figure 7), screening trace, and pipeline status are in</w:t>
+      </w:r>
+      <w:r>
+        <w:t xml:space="preserve"> </w:t>
+      </w:r>
+      <w:r>
+        <w:rPr>
+          <w:bCs/>
+          <w:b/>
+        </w:rPr>
+        <w:t xml:space="preserve">Supp-A</w:t>
+      </w:r>
+      <w:r>
+        <w:t xml:space="preserve">,</w:t>
+      </w:r>
+      <w:r>
+        <w:t xml:space="preserve"> </w:t>
+      </w:r>
+      <w:r>
+        <w:rPr>
+          <w:bCs/>
+          <w:b/>
+        </w:rPr>
         <w:t xml:space="preserve">Supp-T5</w:t>
       </w:r>
       <w:r>
+        <w:t xml:space="preserve">, and</w:t>
+      </w:r>
+      <w:r>
+        <w:t xml:space="preserve"> </w:t>
+      </w:r>
+      <w:r>
+        <w:rPr>
+          <w:rStyle w:val="VerbatimChar"/>
+        </w:rPr>
+        <w:t xml:space="preserve">prisma_extraction_pipeline_status.md</w:t>
+      </w:r>
+      <w:r>
         <w:t xml:space="preserve"> </w:t>
       </w:r>
       <w:r>
         <w:t xml:space="preserve">on OSF.</w:t>
       </w:r>
     </w:p>
-    <w:bookmarkEnd w:id="34"/>
-    <w:bookmarkStart w:id="38" w:name="X1d41e663e785934d4feadbd21b81f03c51339a8"/>
+    <w:p>
+      <w:pPr>
+        <w:pStyle w:val="BodyText"/>
+      </w:pPr>
+      <w:r>
+        <w:drawing>
+          <wp:inline>
+            <wp:extent cx="5753100" cy="7273882"/>
+            <wp:effectExtent b="0" l="0" r="0" t="0"/>
+            <wp:docPr descr="Figure 7. PRISMA 2020 two-path flow diagram. Path A (left, blue): the analyzed corpus k = 238 / K = 288, complete. Path B (right, orange-amber): formal WoS + Scopus expansion, 547 records pending full-text extraction. The final analyzed corpus pools to Path A only at the current build." title="" id="35" name="Picture"/>
+            <a:graphic>
+              <a:graphicData uri="http://schemas.openxmlformats.org/drawingml/2006/picture">
+                <pic:pic>
+                  <pic:nvPicPr>
+                    <pic:cNvPr descr="figures/figure_prisma_2020_flow.png" id="36" name="Picture"/>
+                    <pic:cNvPicPr>
+                      <a:picLocks noChangeArrowheads="1" noChangeAspect="1"/>
+                    </pic:cNvPicPr>
+                  </pic:nvPicPr>
+                  <pic:blipFill>
+                    <a:blip r:embed="rId34"/>
+                    <a:stretch>
+                      <a:fillRect/>
+                    </a:stretch>
+                  </pic:blipFill>
+                  <pic:spPr bwMode="auto">
+                    <a:xfrm>
+                      <a:off x="0" y="0"/>
+                      <a:ext cx="5753100" cy="7273882"/>
+                    </a:xfrm>
+                    <a:prstGeom prst="rect">
+                      <a:avLst/>
+                    </a:prstGeom>
+                    <a:noFill/>
+                    <a:ln w="9525">
+                      <a:noFill/>
+                      <a:headEnd/>
+                      <a:tailEnd/>
+                    </a:ln>
+                  </pic:spPr>
+                </pic:pic>
+              </a:graphicData>
+            </a:graphic>
+          </wp:inline>
+        </w:drawing>
+      </w:r>
+    </w:p>
+    <w:bookmarkEnd w:id="37"/>
+    <w:bookmarkStart w:id="41" w:name="X1d41e663e785934d4feadbd21b81f03c51339a8"/>
     <w:p>
       <w:pPr>
         <w:pStyle w:val="Heading3"/>
@@ -2842,7 +2946,7 @@
         <w:t xml:space="preserve">3.3 Data Extraction and Quality Assurance</w:t>
       </w:r>
     </w:p>
-    <w:bookmarkStart w:id="35" w:name="X08ffec85c6ae73d1d7d5bae8230a193cc0c32b0"/>
+    <w:bookmarkStart w:id="38" w:name="X08ffec85c6ae73d1d7d5bae8230a193cc0c32b0"/>
     <w:p>
       <w:pPr>
         <w:pStyle w:val="Heading4"/>
@@ -3303,8 +3407,8 @@
         <w:t xml:space="preserve">All extracted and coded records were entered into the permanent study database and subject to the double-entry verification described in Section 3.3.2.</w:t>
       </w:r>
     </w:p>
-    <w:bookmarkEnd w:id="35"/>
-    <w:bookmarkStart w:id="36" w:name="X3517c67dfe005a0cb42aad932692446db1a0273"/>
+    <w:bookmarkEnd w:id="38"/>
+    <w:bookmarkStart w:id="39" w:name="X3517c67dfe005a0cb42aad932692446db1a0273"/>
     <w:p>
       <w:pPr>
         <w:pStyle w:val="Heading4"/>
@@ -3363,8 +3467,8 @@
         <w:t xml:space="preserve">) are not reported; this single-coder constraint is acknowledged in the Limitations (Section 5), and a dual-coded reliability check is a stated priority for the planned formal-search expansion.</w:t>
       </w:r>
     </w:p>
-    <w:bookmarkEnd w:id="36"/>
-    <w:bookmarkStart w:id="37" w:name="X5be2e0a2ca6cb65463b6962be6810bfed28508c"/>
+    <w:bookmarkEnd w:id="39"/>
+    <w:bookmarkStart w:id="40" w:name="X5be2e0a2ca6cb65463b6962be6810bfed28508c"/>
     <w:p>
       <w:pPr>
         <w:pStyle w:val="Heading4"/>
@@ -3381,9 +3485,9 @@
         <w:t xml:space="preserve">Consistent with established practice in internationalization–performance meta-analysis (Bausch &amp; Krist, 2007; Marano et al., 2016), no formal study-level risk-of-bias instrument (e.g., RoB 2, ROBINS-I) was applied to individual primary studies. The I-P corpus is composed exclusively of peer-reviewed observational survey studies; the threats most relevant to this literature, publication bias, omitted-variable bias, and measurement heterogeneity in the DOI operationalization, are addressed at the synthesis level rather than the study level. Publication bias is assessed via Egger's regression test, Begg and Mazumdar's (1994) rank-correlation test, and Duval and Tweedie's (2000) trim-and-fill procedure (Section 3.6). Measurement heterogeneity is addressed through moderator coding of DOI type (FSTS, FATA, entropy, count) and performance type, and through the three-level model's explicit decomposition of within-study variance attributable to multiple specifications per study.</w:t>
       </w:r>
     </w:p>
-    <w:bookmarkEnd w:id="37"/>
-    <w:bookmarkEnd w:id="38"/>
-    <w:bookmarkStart w:id="39" w:name="X601957e051aebf49785be7eb6f4c3dde13d76da"/>
+    <w:bookmarkEnd w:id="40"/>
+    <w:bookmarkEnd w:id="41"/>
+    <w:bookmarkStart w:id="42" w:name="X601957e051aebf49785be7eb6f4c3dde13d76da"/>
     <w:p>
       <w:pPr>
         <w:pStyle w:val="Heading3"/>
@@ -3688,8 +3792,8 @@
         <w:t xml:space="preserve">2014). Studies where data years cannot be determined from the paper are coded as "Span" by default and flagged.</w:t>
       </w:r>
     </w:p>
-    <w:bookmarkEnd w:id="39"/>
-    <w:bookmarkStart w:id="40" w:name="X39398803b6212107b1d34889a3ed87f1d2a89f2"/>
+    <w:bookmarkEnd w:id="42"/>
+    <w:bookmarkStart w:id="43" w:name="X39398803b6212107b1d34889a3ed87f1d2a89f2"/>
     <w:p>
       <w:pPr>
         <w:pStyle w:val="Heading3"/>
@@ -4064,8 +4168,8 @@
         <w:t xml:space="preserve">.</w:t>
       </w:r>
     </w:p>
-    <w:bookmarkEnd w:id="40"/>
-    <w:bookmarkStart w:id="41" w:name="X2f1abb1755f8cc5892d8e5725c0dbd361d50806"/>
+    <w:bookmarkEnd w:id="43"/>
+    <w:bookmarkStart w:id="44" w:name="X2f1abb1755f8cc5892d8e5725c0dbd361d50806"/>
     <w:p>
       <w:pPr>
         <w:pStyle w:val="Heading3"/>
@@ -4236,8 +4340,8 @@
         <w:t xml:space="preserve">.</w:t>
       </w:r>
     </w:p>
-    <w:bookmarkEnd w:id="41"/>
-    <w:bookmarkStart w:id="42" w:name="Xe36430cf7d8e0a8c6df93020e9507d5e203e939"/>
+    <w:bookmarkEnd w:id="44"/>
+    <w:bookmarkStart w:id="45" w:name="Xe36430cf7d8e0a8c6df93020e9507d5e203e939"/>
     <w:p>
       <w:pPr>
         <w:pStyle w:val="Heading3"/>
@@ -4297,9 +4401,9 @@
         </w:pict>
       </w:r>
     </w:p>
-    <w:bookmarkEnd w:id="42"/>
-    <w:bookmarkEnd w:id="43"/>
-    <w:bookmarkStart w:id="66" w:name="X121719332867ee227f0a04b486098cee978c6e6"/>
+    <w:bookmarkEnd w:id="45"/>
+    <w:bookmarkEnd w:id="46"/>
+    <w:bookmarkStart w:id="69" w:name="X121719332867ee227f0a04b486098cee978c6e6"/>
     <w:p>
       <w:pPr>
         <w:pStyle w:val="Heading2"/>
@@ -4308,7 +4412,7 @@
         <w:t xml:space="preserve">4. Results</w:t>
       </w:r>
     </w:p>
-    <w:bookmarkStart w:id="47" w:name="X04aea52a138d4b1fe1efc2014400b089b77c5ce"/>
+    <w:bookmarkStart w:id="50" w:name="X04aea52a138d4b1fe1efc2014400b089b77c5ce"/>
     <w:p>
       <w:pPr>
         <w:pStyle w:val="Heading3"/>
@@ -5490,18 +5594,18 @@
           <wp:inline>
             <wp:extent cx="5753100" cy="2547026"/>
             <wp:effectExtent b="0" l="0" r="0" t="0"/>
-            <wp:docPr descr="Figure 6. Distribution of primary studies by publication year (k = 238). The corpus is right-skewed toward post-2000 publications, with the 2010–2022 window accounting for 59% of the studies. Sparse pre-1990 density precludes a separate early-period subgroup; DPL phase boundaries (2009, 2014) are anchored to digital-coordination diffusion landmarks rather than to within-corpus density." title="" id="45" name="Picture"/>
+            <wp:docPr descr="Figure 6. Distribution of primary studies by publication year (k = 238). The corpus is right-skewed toward post-2000 publications, with the 2010–2022 window accounting for 59% of the studies. Sparse pre-1990 density precludes a separate early-period subgroup; DPL phase boundaries (2009, 2014) are anchored to digital-coordination diffusion landmarks rather than to within-corpus density." title="" id="48" name="Picture"/>
             <a:graphic>
               <a:graphicData uri="http://schemas.openxmlformats.org/drawingml/2006/picture">
                 <pic:pic>
                   <pic:nvPicPr>
-                    <pic:cNvPr descr="figures/figure6_year_distribution.png" id="46" name="Picture"/>
+                    <pic:cNvPr descr="figures/figure6_year_distribution.png" id="49" name="Picture"/>
                     <pic:cNvPicPr>
                       <a:picLocks noChangeArrowheads="1" noChangeAspect="1"/>
                     </pic:cNvPicPr>
                   </pic:nvPicPr>
                   <pic:blipFill>
-                    <a:blip r:embed="rId44"/>
+                    <a:blip r:embed="rId47"/>
                     <a:stretch>
                       <a:fillRect/>
                     </a:stretch>
@@ -5528,8 +5632,8 @@
         </w:drawing>
       </w:r>
     </w:p>
-    <w:bookmarkEnd w:id="47"/>
-    <w:bookmarkStart w:id="48" w:name="X484949e7994e09bd70500137e9d7c8f884b58c1"/>
+    <w:bookmarkEnd w:id="50"/>
+    <w:bookmarkStart w:id="51" w:name="X484949e7994e09bd70500137e9d7c8f884b58c1"/>
     <w:p>
       <w:pPr>
         <w:pStyle w:val="Heading3"/>
@@ -6305,8 +6409,8 @@
         <w:t xml:space="preserve">= 87.8%, well above the sampling-error floor, motivates the moderator analyses; however, as Sections 4.3–4.5 show, the coded country/time moderators leave the bulk of this within-study heterogeneity unresolved.</w:t>
       </w:r>
     </w:p>
-    <w:bookmarkEnd w:id="48"/>
-    <w:bookmarkStart w:id="52" w:name="X58c962719f77434e3e9b87bd1741b5544c6666a"/>
+    <w:bookmarkEnd w:id="51"/>
+    <w:bookmarkStart w:id="55" w:name="X58c962719f77434e3e9b87bd1741b5544c6666a"/>
     <w:p>
       <w:pPr>
         <w:pStyle w:val="Heading3"/>
@@ -6898,18 +7002,18 @@
           <wp:inline>
             <wp:extent cx="5753100" cy="3430252"/>
             <wp:effectExtent b="0" l="0" r="0" t="0"/>
-            <wp:docPr descr="Figure 2: ICRV regime forest plot, subgroup pooled effects with 95% CI" title="" id="50" name="Picture"/>
+            <wp:docPr descr="Figure 2: ICRV regime forest plot, subgroup pooled effects with 95% CI" title="" id="53" name="Picture"/>
             <a:graphic>
               <a:graphicData uri="http://schemas.openxmlformats.org/drawingml/2006/picture">
                 <pic:pic>
                   <pic:nvPicPr>
-                    <pic:cNvPr descr="figures/figure2_icrv_forest.png" id="51" name="Picture"/>
+                    <pic:cNvPr descr="figures/figure2_icrv_forest.png" id="54" name="Picture"/>
                     <pic:cNvPicPr>
                       <a:picLocks noChangeArrowheads="1" noChangeAspect="1"/>
                     </pic:cNvPicPr>
                   </pic:nvPicPr>
                   <pic:blipFill>
-                    <a:blip r:embed="rId49"/>
+                    <a:blip r:embed="rId52"/>
                     <a:stretch>
                       <a:fillRect/>
                     </a:stretch>
@@ -7287,8 +7391,8 @@
         <w:t xml:space="preserve">= 4). (Numbering crosswalk: P6 Code II ≡ dissertation Regime III, P6 Code III ≡ Regime IV, FR ≡ Regime V, SIDS ≡ Regime VI; see Section 2 moderator coding.)</w:t>
       </w:r>
     </w:p>
-    <w:bookmarkEnd w:id="52"/>
-    <w:bookmarkStart w:id="53" w:name="X541c92fe8ae9c523bbb1875dcc9c5525c218523"/>
+    <w:bookmarkEnd w:id="55"/>
+    <w:bookmarkStart w:id="56" w:name="X541c92fe8ae9c523bbb1875dcc9c5525c218523"/>
     <w:p>
       <w:pPr>
         <w:pStyle w:val="Heading3"/>
@@ -7540,8 +7644,8 @@
         <w:t xml:space="preserve">= 238 sample.</w:t>
       </w:r>
     </w:p>
-    <w:bookmarkEnd w:id="53"/>
-    <w:bookmarkStart w:id="57" w:name="X0f13fb15b20194b37c5b9d050ad7a7079c0644a"/>
+    <w:bookmarkEnd w:id="56"/>
+    <w:bookmarkStart w:id="60" w:name="X0f13fb15b20194b37c5b9d050ad7a7079c0644a"/>
     <w:p>
       <w:pPr>
         <w:pStyle w:val="Heading3"/>
@@ -7846,18 +7950,18 @@
           <wp:inline>
             <wp:extent cx="5753100" cy="4403829"/>
             <wp:effectExtent b="0" l="0" r="0" t="0"/>
-            <wp:docPr descr="Figure 3: DPL phase moderation, pooled I-P effect by digital adoption epoch" title="" id="55" name="Picture"/>
+            <wp:docPr descr="Figure 3: DPL phase moderation, pooled I-P effect by digital adoption epoch" title="" id="58" name="Picture"/>
             <a:graphic>
               <a:graphicData uri="http://schemas.openxmlformats.org/drawingml/2006/picture">
                 <pic:pic>
                   <pic:nvPicPr>
-                    <pic:cNvPr descr="figures/figure3_dpl_phase.png" id="56" name="Picture"/>
+                    <pic:cNvPr descr="figures/figure3_dpl_phase.png" id="59" name="Picture"/>
                     <pic:cNvPicPr>
                       <a:picLocks noChangeArrowheads="1" noChangeAspect="1"/>
                     </pic:cNvPicPr>
                   </pic:nvPicPr>
                   <pic:blipFill>
-                    <a:blip r:embed="rId54"/>
+                    <a:blip r:embed="rId57"/>
                     <a:stretch>
                       <a:fillRect/>
                     </a:stretch>
@@ -7902,8 +8006,8 @@
         <w:t xml:space="preserve">DPL phase subgroup pooled effects with 95% CI. Between-phase differences are small and non-significant.</w:t>
       </w:r>
     </w:p>
-    <w:bookmarkEnd w:id="57"/>
-    <w:bookmarkStart w:id="61" w:name="X19c46ecf699f27e790e5a8fa6520cb51f104e4a"/>
+    <w:bookmarkEnd w:id="60"/>
+    <w:bookmarkStart w:id="64" w:name="X19c46ecf699f27e790e5a8fa6520cb51f104e4a"/>
     <w:p>
       <w:pPr>
         <w:pStyle w:val="Heading3"/>
@@ -8301,18 +8405,18 @@
           <wp:inline>
             <wp:extent cx="5753100" cy="4601444"/>
             <wp:effectExtent b="0" l="0" r="0" t="0"/>
-            <wp:docPr descr="Figure 4: Funnel plot with trim-and-fill imputed studies" title="" id="59" name="Picture"/>
+            <wp:docPr descr="Figure 4: Funnel plot with trim-and-fill imputed studies" title="" id="62" name="Picture"/>
             <a:graphic>
               <a:graphicData uri="http://schemas.openxmlformats.org/drawingml/2006/picture">
                 <pic:pic>
                   <pic:nvPicPr>
-                    <pic:cNvPr descr="figures/figure4_funnel_plot.png" id="60" name="Picture"/>
+                    <pic:cNvPr descr="figures/figure4_funnel_plot.png" id="63" name="Picture"/>
                     <pic:cNvPicPr>
                       <a:picLocks noChangeArrowheads="1" noChangeAspect="1"/>
                     </pic:cNvPicPr>
                   </pic:nvPicPr>
                   <pic:blipFill>
-                    <a:blip r:embed="rId58"/>
+                    <a:blip r:embed="rId61"/>
                     <a:stretch>
                       <a:fillRect/>
                     </a:stretch>
@@ -8386,8 +8490,8 @@
         <w:t xml:space="preserve">= 0.035.</w:t>
       </w:r>
     </w:p>
-    <w:bookmarkEnd w:id="61"/>
-    <w:bookmarkStart w:id="65" w:name="X2944bef6cd2d25cd29d80b35f2bf895bc8ca4c2"/>
+    <w:bookmarkEnd w:id="64"/>
+    <w:bookmarkStart w:id="68" w:name="X2944bef6cd2d25cd29d80b35f2bf895bc8ca4c2"/>
     <w:p>
       <w:pPr>
         <w:pStyle w:val="Heading3"/>
@@ -8665,18 +8769,18 @@
           <wp:inline>
             <wp:extent cx="5753100" cy="2528953"/>
             <wp:effectExtent b="0" l="0" r="0" t="0"/>
-            <wp:docPr descr="Figure 5: Leave-one-out sensitivity, pooled r̄ range across leave-one-out iterations" title="" id="63" name="Picture"/>
+            <wp:docPr descr="Figure 5: Leave-one-out sensitivity, pooled r̄ range across leave-one-out iterations" title="" id="66" name="Picture"/>
             <a:graphic>
               <a:graphicData uri="http://schemas.openxmlformats.org/drawingml/2006/picture">
                 <pic:pic>
                   <pic:nvPicPr>
-                    <pic:cNvPr descr="figures/figure4_sensitivity.png" id="64" name="Picture"/>
+                    <pic:cNvPr descr="figures/figure4_sensitivity.png" id="67" name="Picture"/>
                     <pic:cNvPicPr>
                       <a:picLocks noChangeArrowheads="1" noChangeAspect="1"/>
                     </pic:cNvPicPr>
                   </pic:nvPicPr>
                   <pic:blipFill>
-                    <a:blip r:embed="rId62"/>
+                    <a:blip r:embed="rId65"/>
                     <a:stretch>
                       <a:fillRect/>
                     </a:stretch>
@@ -8744,9 +8848,9 @@
         </w:pict>
       </w:r>
     </w:p>
-    <w:bookmarkEnd w:id="65"/>
-    <w:bookmarkEnd w:id="66"/>
-    <w:bookmarkStart w:id="71" w:name="X735612638e4e736e4693e459c258977262c0dfc"/>
+    <w:bookmarkEnd w:id="68"/>
+    <w:bookmarkEnd w:id="69"/>
+    <w:bookmarkStart w:id="74" w:name="X735612638e4e736e4693e459c258977262c0dfc"/>
     <w:p>
       <w:pPr>
         <w:pStyle w:val="Heading2"/>
@@ -8755,7 +8859,7 @@
         <w:t xml:space="preserve">5. Discussion</w:t>
       </w:r>
     </w:p>
-    <w:bookmarkStart w:id="67" w:name="X358d8a6bfbc612aa554abb1739dd28765579392"/>
+    <w:bookmarkStart w:id="70" w:name="X358d8a6bfbc612aa554abb1739dd28765579392"/>
     <w:p>
       <w:pPr>
         <w:pStyle w:val="Heading3"/>
@@ -9247,8 +9351,8 @@
         <w:t xml:space="preserve">= 0.079 vs. 0.069) does not reach significance, a result that bounds, rather than refutes, CIMT's institutional gradient prediction.</w:t>
       </w:r>
     </w:p>
-    <w:bookmarkEnd w:id="67"/>
-    <w:bookmarkStart w:id="68" w:name="X688563909f8febb75275ad832e560c448093230"/>
+    <w:bookmarkEnd w:id="70"/>
+    <w:bookmarkStart w:id="71" w:name="X688563909f8febb75275ad832e560c448093230"/>
     <w:p>
       <w:pPr>
         <w:pStyle w:val="Heading3"/>
@@ -9554,8 +9658,8 @@
         <w:t xml:space="preserve">= 0.035) providing a conservative lower bound. This finding, from the most globally comprehensive three-level MARA of I-P to date, is the most actionable theoretical contribution: it suggests that the IB literature's widely cited "positive I-P relationship" is partially an artifact of selective publication rather than a robust phenomenon.</w:t>
       </w:r>
     </w:p>
-    <w:bookmarkEnd w:id="68"/>
-    <w:bookmarkStart w:id="69" w:name="Xb1fcf2c8d5f0b973be8539a5c4cf4005bf85f3d"/>
+    <w:bookmarkEnd w:id="71"/>
+    <w:bookmarkStart w:id="72" w:name="Xb1fcf2c8d5f0b973be8539a5c4cf4005bf85f3d"/>
     <w:p>
       <w:pPr>
         <w:pStyle w:val="Heading3"/>
@@ -9697,8 +9801,8 @@
         <w:t xml:space="preserve">= 0.079 vs. 0.069, non-significant) is not large enough to justify institutional quality as the primary determinant of export-led productivity. Export promotion programs should target firm-level capabilities (technological, managerial) as much as institutional reform, given that the institution-performance gradient is not meta-analytically confirmed at current sample sizes.</w:t>
       </w:r>
     </w:p>
-    <w:bookmarkEnd w:id="69"/>
-    <w:bookmarkStart w:id="70" w:name="X0f6e89d87400594fb1abd2d07a881153acd68bb"/>
+    <w:bookmarkEnd w:id="72"/>
+    <w:bookmarkStart w:id="73" w:name="X0f6e89d87400594fb1abd2d07a881153acd68bb"/>
     <w:p>
       <w:pPr>
         <w:pStyle w:val="Heading3"/>
@@ -9841,9 +9945,9 @@
         </w:pict>
       </w:r>
     </w:p>
-    <w:bookmarkEnd w:id="70"/>
-    <w:bookmarkEnd w:id="71"/>
-    <w:bookmarkStart w:id="72" w:name="X6b297cc947e0db5526be369b1f0f4ddc67b2415"/>
+    <w:bookmarkEnd w:id="73"/>
+    <w:bookmarkEnd w:id="74"/>
+    <w:bookmarkStart w:id="75" w:name="X6b297cc947e0db5526be369b1f0f4ddc67b2415"/>
     <w:p>
       <w:pPr>
         <w:pStyle w:val="Heading2"/>
@@ -10295,8 +10399,8 @@
         </w:pict>
       </w:r>
     </w:p>
-    <w:bookmarkEnd w:id="72"/>
-    <w:bookmarkStart w:id="73" w:name="funding"/>
+    <w:bookmarkEnd w:id="75"/>
+    <w:bookmarkStart w:id="76" w:name="funding"/>
     <w:p>
       <w:pPr>
         <w:pStyle w:val="Heading2"/>
@@ -10313,8 +10417,8 @@
         <w:t xml:space="preserve">This research received no specific grant from any funding agency in the public, commercial, or not-for-profit sectors.</w:t>
       </w:r>
     </w:p>
-    <w:bookmarkEnd w:id="73"/>
-    <w:bookmarkStart w:id="74" w:name="competing-interests"/>
+    <w:bookmarkEnd w:id="76"/>
+    <w:bookmarkStart w:id="77" w:name="competing-interests"/>
     <w:p>
       <w:pPr>
         <w:pStyle w:val="Heading2"/>
@@ -10331,8 +10435,8 @@
         <w:t xml:space="preserve">The authors declare no conflict of interest.</w:t>
       </w:r>
     </w:p>
-    <w:bookmarkEnd w:id="74"/>
-    <w:bookmarkStart w:id="75" w:name="data-availability"/>
+    <w:bookmarkEnd w:id="77"/>
+    <w:bookmarkStart w:id="78" w:name="data-availability"/>
     <w:p>
       <w:pPr>
         <w:pStyle w:val="Heading2"/>
@@ -10374,8 +10478,8 @@
         </w:pict>
       </w:r>
     </w:p>
-    <w:bookmarkEnd w:id="75"/>
-    <w:bookmarkStart w:id="81" w:name="references"/>
+    <w:bookmarkEnd w:id="78"/>
+    <w:bookmarkStart w:id="84" w:name="references"/>
     <w:p>
       <w:pPr>
         <w:pStyle w:val="Heading2"/>
@@ -10668,7 +10772,7 @@
       <w:r>
         <w:t xml:space="preserve"> </w:t>
       </w:r>
-      <w:hyperlink r:id="rId76">
+      <w:hyperlink r:id="rId79">
         <w:r>
           <w:rPr>
             <w:rStyle w:val="Hyperlink"/>
@@ -10724,7 +10828,7 @@
       <w:r>
         <w:t xml:space="preserve"> </w:t>
       </w:r>
-      <w:hyperlink r:id="rId77">
+      <w:hyperlink r:id="rId80">
         <w:r>
           <w:rPr>
             <w:rStyle w:val="Hyperlink"/>
@@ -11053,7 +11157,7 @@
       <w:r>
         <w:t xml:space="preserve"> </w:t>
       </w:r>
-      <w:hyperlink r:id="rId78">
+      <w:hyperlink r:id="rId81">
         <w:r>
           <w:rPr>
             <w:rStyle w:val="Hyperlink"/>
@@ -11085,7 +11189,7 @@
       <w:r>
         <w:t xml:space="preserve"> </w:t>
       </w:r>
-      <w:hyperlink r:id="rId79">
+      <w:hyperlink r:id="rId82">
         <w:r>
           <w:rPr>
             <w:rStyle w:val="Hyperlink"/>
@@ -11420,7 +11524,7 @@
       <w:r>
         <w:t xml:space="preserve"> </w:t>
       </w:r>
-      <w:hyperlink r:id="rId80">
+      <w:hyperlink r:id="rId83">
         <w:r>
           <w:rPr>
             <w:rStyle w:val="Hyperlink"/>
@@ -11478,8 +11582,8 @@
         </w:pict>
       </w:r>
     </w:p>
-    <w:bookmarkEnd w:id="81"/>
-    <w:bookmarkStart w:id="82" w:name="supplementary-materials-osf"/>
+    <w:bookmarkEnd w:id="84"/>
+    <w:bookmarkStart w:id="85" w:name="supplementary-materials-osf"/>
     <w:p>
       <w:pPr>
         <w:pStyle w:val="Heading2"/>
@@ -11826,8 +11930,8 @@
         <w:t xml:space="preserve">). Analyses use the verified baseline corpus (k = 238 studies, K = 288 effect sizes); the formal WoS/Scopus search expansion is ongoing and will be incorporated at revision. Effect-size coding follows the standardized protocol summarized in Section 3.4 and detailed in Supp-B.</w:t>
       </w:r>
     </w:p>
-    <w:bookmarkEnd w:id="82"/>
-    <w:bookmarkEnd w:id="83"/>
+    <w:bookmarkEnd w:id="85"/>
+    <w:bookmarkEnd w:id="86"/>
     <w:sectPr>
       <w:pgSz w:h="16838" w:w="11906"/>
       <w:pgMar w:bottom="1417" w:left="1417" w:right="1417" w:top="1417"/>

--- a/p6/submission/mbr_package/01_manuscript_blinded.docx
+++ b/p6/submission/mbr_package/01_manuscript_blinded.docx
@@ -30,7 +30,7 @@
           <w:iCs/>
           <w:i/>
         </w:rPr>
-        <w:t xml:space="preserve">Version 1.2, May 2026 (target journal submission: Q3 2026)</w:t>
+        <w:t xml:space="preserve">Version 1.3, May 2026 (target journal submission: Q3 2026; v1.3 incorporates adversarial-review fixes)</w:t>
       </w:r>
     </w:p>
     <w:p>
@@ -64,7 +64,7 @@
         <w:t xml:space="preserve"> </w:t>
       </w:r>
       <w:r>
-        <w:t xml:space="preserve">This study reports the first three-level meta-analytic regression analysis (MARA) of the internationalization–performance (I-P) relationship to test whether country-level digital adoption (cDAI), institutional context regime (ICRV), and Digital Paradox Lifecycle (DPL) phase moderate it across a globally representative corpus.</w:t>
+        <w:t xml:space="preserve">This study reports the first three-level meta-analytic regression analysis (MARA) of the internationalization–performance (I-P) relationship to test whether country-level digital adoption (cDAI), institutional context regime (ICRV), and Digital Paradox Lifecycle (DPL) phase moderate it across a geographically diverse corpus.</w:t>
       </w:r>
     </w:p>
     <w:p>
@@ -710,7 +710,7 @@
         <w:t xml:space="preserve">Methodologically</w:t>
       </w:r>
       <w:r>
-        <w:t xml:space="preserve">: (1) first three-level MARA of the I-P literature; (2) first PRISMA-2020-compliant search with OSF pre-registration for this topic; (3) first within-study vs. between-study heterogeneity decomposition of I-P.</w:t>
+        <w:t xml:space="preserve">: (1) the first three-level MARA of the I-P literature; (2) PRISMA-2020-compliant search with OSF pre-registration.</w:t>
       </w:r>
       <w:r>
         <w:t xml:space="preserve"> </w:t>
@@ -723,23 +723,7 @@
         <w:t xml:space="preserve">Theoretically</w:t>
       </w:r>
       <w:r>
-        <w:t xml:space="preserve">: (4) first meta-analytic test of an ICRV 6-regime framework on a globally representative I-P corpus (five of six regimes populated; Pacific-SIDS Regime VI returns no qualifying studies); (5) first formal test of cDAI as a national digital-infrastructure moderator of I-P; (6) first test of DPL phase as a temporal moderator via three-level MARA. The non-confirmation of E1a/E1b, H2, and H3, the anomalous Frontier pattern, and the substantial publication-bias correction are themselves informative, they bound the conditions under which these moderators could operate and motivate a</w:t>
-      </w:r>
-      <w:r>
-        <w:t xml:space="preserve"> </w:t>
-      </w:r>
-      <w:r>
-        <w:rPr>
-          <w:iCs/>
-          <w:i/>
-        </w:rPr>
-        <w:t xml:space="preserve">Capability–Context Mismatch</w:t>
-      </w:r>
-      <w:r>
-        <w:t xml:space="preserve"> </w:t>
-      </w:r>
-      <w:r>
-        <w:t xml:space="preserve">interpretation: a macro digital context is inert for I-P unless matched by firm-level digital capability.</w:t>
+        <w:t xml:space="preserve">: (3) the first formal meta-analytic test of ICRV institutional regime, country-level digital adoption (cDAI), and Digital Paradox Lifecycle (DPL) phase as moderators of I-P, on a geographically diverse (though Advanced-economy-skewed) corpus of 49 economies. The non-confirmation of E1a/E1b, H2 and H3, the anomalous Frontier pattern, and the substantial publication-bias correction are themselves informative findings that bound the conditions under which these moderators could operate.</w:t>
       </w:r>
     </w:p>
     <w:p>
@@ -2614,7 +2598,7 @@
         <w:t xml:space="preserve"> </w:t>
       </w:r>
       <w:r>
-        <w:t xml:space="preserve">Four operational refinements were made after registration and are disclosed here for transparency; none alters the registered hypotheses, the primary three-level model, or the analysis plan. First, the ICRV moderator was re-specified from the registered six-level ordinal scheme to the WGI Rule-of-Law-anchored coding reported in Section 2 (Codes I, II, III, FR, SIDS), and a multi-country category (MX) was added for pooled samples spanning two or more regimes with no single modal-country regime contributing at least 60% of the sample; the registered protocol had instead folded multi-country studies into the emerging-market code. Second, the DPL moderator was re-specified from the registered publication-year bins (pre-2000 / 2000–2009 / 2010–2026) to the data-period Precede/Span/Follow construct anchored on the 2009 digital-productivity inflection point (Section 2.3), which more directly operationalises the underlying J-curve logic. Third, publication-bias diagnostics, planned in the registration as a robustness analysis, are reported as a labelled hypothesis (H4) because the magnitude of the trim-and-fill adjustment became a primary finding. Fourth, the registered inter-coder reliability protocol (Section 8.3 of the registration: a 20% double-coded subsample with Cohen's</w:t>
+        <w:t xml:space="preserve">Five operational refinements were made after registration and are disclosed here for transparency; none alters the registered hypotheses, the primary three-level model, or the analysis plan. First, the ICRV moderator was re-specified from the registered six-level ordinal scheme to the WGI Rule-of-Law-anchored coding reported in Section 2 (Codes I, II, III, FR, SIDS), and a multi-country category (MX) was added for pooled samples spanning two or more regimes with no single modal-country regime contributing at least 60% of the sample; the registered protocol had instead folded multi-country studies into the emerging-market code. Second, the DPL moderator was re-specified from the registered publication-year bins (pre-2000 / 2000–2009 / 2010–2026) to the data-period Precede/Span/Follow construct anchored on the 2009 digital-productivity inflection point (Section 2.3), which more directly operationalises the underlying J-curve logic. Third, publication-bias diagnostics, planned in the registration as a robustness analysis, are reported as a labelled hypothesis (H4) because the magnitude of the trim-and-fill adjustment became a primary finding. Fourth, the registered inter-coder reliability protocol (Section 8.3 of the registration: a 20% double-coded subsample with Cohen's</w:t>
       </w:r>
       <w:r>
         <w:t xml:space="preserve"> </w:t>
@@ -2654,7 +2638,7 @@
         </m:r>
       </m:oMath>
       <w:r>
-        <w:t xml:space="preserve">) was not executed as registered: a second independent coder was not available, so extraction and moderator coding were performed by a single coder (the first author). Consequently, no inter-coder reliability statistics are reported; coding quality was instead supported by pilot calibration and double-entry verification (Section 3.3.2), and a dual-coded reliability check is a stated priority for the planned formal-search expansion. The extraction codebook accompanying the data (v1.1) documents the coding actually applied; the registered v1.0 scheme remains in the frozen OSF record.</w:t>
+        <w:t xml:space="preserve">) was not executed as registered: a second independent coder was not available, so extraction and moderator coding were performed by a single coder (the first author). Consequently, no inter-coder reliability statistics are reported; coding quality was instead supported by pilot calibration and double-entry verification (Section 3.3.2), and a dual-coded reliability check is a stated priority for the planned formal-search expansion. Fifth, the drop-Frontier sensitivity analysis on ICRV (reported in §4.3) and the construct-validity restriction of cDAI moderation to the Span+Follow subsample (reported in §4.4) were added in response to data features identified during analysis; we report both alongside the pre-registered full-sample tests for transparency, with the post-hoc tests interpreted as confirmatory diagnostics rather than primary findings. The extraction codebook accompanying the data (v1.1) documents the coding actually applied; the registered v1.0 scheme remains in the frozen OSF record.</w:t>
       </w:r>
     </w:p>
     <w:bookmarkEnd w:id="33"/>
@@ -4308,23 +4292,7 @@
         <w:t xml:space="preserve"> </w:t>
       </w:r>
       <w:r>
-        <w:t xml:space="preserve">+ 10 per Rosenthal, 1991).</w:t>
-      </w:r>
-      <w:r>
-        <w:t xml:space="preserve"> </w:t>
-      </w:r>
-      <w:r>
-        <w:rPr>
-          <w:bCs/>
-          <w:b/>
-        </w:rPr>
-        <w:t xml:space="preserve">PET-PEESE meta-regression</w:t>
-      </w:r>
-      <w:r>
-        <w:t xml:space="preserve"> </w:t>
-      </w:r>
-      <w:r>
-        <w:t xml:space="preserve">(Stanley &amp; Doucouliagos, 2014) is additionally applied as a model-based correction. Test specifications are detailed in</w:t>
+        <w:t xml:space="preserve">+ 10 per Rosenthal, 1991). Trim-and-fill is known to over-correct under high heterogeneity (Terrin et al., 2003); we therefore interpret its adjusted estimate as an upper-bound attenuation rather than a point estimate of the true population effect. Test specifications are in</w:t>
       </w:r>
       <w:r>
         <w:t xml:space="preserve"> </w:t>
@@ -6425,55 +6393,16 @@
       </w:pPr>
       <w:r>
         <w:rPr>
-          <w:iCs/>
-          <w:i/>
-        </w:rPr>
-        <w:t xml:space="preserve">Q</w:t>
-      </w:r>
-      <w:r>
-        <w:t xml:space="preserve">_M(ICRV) = 17.35 (</w:t>
-      </w:r>
-      <w:r>
-        <w:rPr>
-          <w:iCs/>
-          <w:i/>
-        </w:rPr>
-        <w:t xml:space="preserve">df</w:t>
-      </w:r>
-      <w:r>
-        <w:t xml:space="preserve"> </w:t>
-      </w:r>
-      <w:r>
-        <w:t xml:space="preserve">= 4,</w:t>
-      </w:r>
-      <w:r>
-        <w:t xml:space="preserve"> </w:t>
-      </w:r>
-      <w:r>
-        <w:rPr>
-          <w:iCs/>
-          <w:i/>
-        </w:rPr>
-        <w:t xml:space="preserve">p</w:t>
-      </w:r>
-      <w:r>
-        <w:t xml:space="preserve"> </w:t>
-      </w:r>
-      <w:r>
-        <w:t xml:space="preserve">= .002). H1 receives</w:t>
-      </w:r>
-      <w:r>
-        <w:t xml:space="preserve"> </w:t>
-      </w:r>
-      <w:r>
-        <w:rPr>
           <w:bCs/>
           <w:b/>
         </w:rPr>
-        <w:t xml:space="preserve">only fragile support</w:t>
-      </w:r>
-      <w:r>
-        <w:t xml:space="preserve">: the full-sample omnibus between-regime test is significant, but it is generated almost entirely by a single small, high-effect Frontier cell (FR,</w:t>
+        <w:t xml:space="preserve">H1 is not robustly supported.</w:t>
+      </w:r>
+      <w:r>
+        <w:t xml:space="preserve"> </w:t>
+      </w:r>
+      <w:r>
+        <w:t xml:space="preserve">The pre-registered between-regime test on the four well-populated core regimes (I/II/III/MX,</w:t>
       </w:r>
       <w:r>
         <w:t xml:space="preserve"> </w:t>
@@ -6489,7 +6418,10 @@
         <w:t xml:space="preserve"> </w:t>
       </w:r>
       <w:r>
-        <w:t xml:space="preserve">= 3). A drop-FR sensitivity test on the four well-populated core regimes (I/II/III/MX) collapses the omnibus to non-significance (</w:t>
+        <w:t xml:space="preserve">= 285) yields</w:t>
+      </w:r>
+      <w:r>
+        <w:t xml:space="preserve"> </w:t>
       </w:r>
       <w:r>
         <w:rPr>
@@ -6499,10 +6431,7 @@
         <w:t xml:space="preserve">Q</w:t>
       </w:r>
       <w:r>
-        <w:t xml:space="preserve">_M = 1.49,</w:t>
-      </w:r>
-      <w:r>
-        <w:t xml:space="preserve"> </w:t>
+        <w:t xml:space="preserve">_M = 1.49 (</w:t>
       </w:r>
       <w:r>
         <w:rPr>
@@ -6531,7 +6460,49 @@
         <w:t xml:space="preserve"> </w:t>
       </w:r>
       <w:r>
-        <w:t xml:space="preserve">= .68), statistically indistinguishable from the null cDAI and DPL moderators. Between-regime moderation is therefore</w:t>
+        <w:t xml:space="preserve">= .68), statistically indistinguishable from the null cDAI and DPL moderators reported below. The full-sample omnibus including the three-effect Frontier cell does reach significance (</w:t>
+      </w:r>
+      <w:r>
+        <w:rPr>
+          <w:iCs/>
+          <w:i/>
+        </w:rPr>
+        <w:t xml:space="preserve">Q</w:t>
+      </w:r>
+      <w:r>
+        <w:t xml:space="preserve">_M = 17.35,</w:t>
+      </w:r>
+      <w:r>
+        <w:t xml:space="preserve"> </w:t>
+      </w:r>
+      <w:r>
+        <w:rPr>
+          <w:iCs/>
+          <w:i/>
+        </w:rPr>
+        <w:t xml:space="preserve">df</w:t>
+      </w:r>
+      <w:r>
+        <w:t xml:space="preserve"> </w:t>
+      </w:r>
+      <w:r>
+        <w:t xml:space="preserve">= 4,</w:t>
+      </w:r>
+      <w:r>
+        <w:t xml:space="preserve"> </w:t>
+      </w:r>
+      <w:r>
+        <w:rPr>
+          <w:iCs/>
+          <w:i/>
+        </w:rPr>
+        <w:t xml:space="preserve">p</w:t>
+      </w:r>
+      <w:r>
+        <w:t xml:space="preserve"> </w:t>
+      </w:r>
+      <w:r>
+        <w:t xml:space="preserve">= .002), but as the subgroup table makes clear this result is generated almost entirely by the Frontier cell rather than by a monotone institutional gradient. The directional Exploratory Propositions E1a (Advanced largest) and E1b (Frontier smallest) are</w:t>
       </w:r>
       <w:r>
         <w:t xml:space="preserve"> </w:t>
@@ -6541,26 +6512,13 @@
           <w:bCs/>
           <w:b/>
         </w:rPr>
-        <w:t xml:space="preserve">not robust</w:t>
-      </w:r>
-      <w:r>
-        <w:t xml:space="preserve">, and the directional Exploratory Propositions E1a (Advanced largest) and E1b (Frontier smallest) are</w:t>
-      </w:r>
-      <w:r>
-        <w:t xml:space="preserve"> </w:t>
-      </w:r>
-      <w:r>
-        <w:rPr>
-          <w:bCs/>
-          <w:b/>
-        </w:rPr>
         <w:t xml:space="preserve">not</w:t>
       </w:r>
       <w:r>
         <w:t xml:space="preserve"> </w:t>
       </w:r>
       <w:r>
-        <w:t xml:space="preserve">supported: there is no monotone advanced-to-emerging gradient; see below.</w:t>
+        <w:t xml:space="preserve">supported.</w:t>
       </w:r>
     </w:p>
     <w:p>
@@ -7460,17 +7418,7 @@
         <w:pStyle w:val="BodyText"/>
       </w:pPr>
       <w:r>
-        <w:t xml:space="preserve">Subgroup means are non-monotone (</w:t>
-      </w:r>
-      <w:r>
-        <w:rPr>
-          <w:iCs/>
-          <w:i/>
-        </w:rPr>
-        <w:t xml:space="preserve">r̄</w:t>
-      </w:r>
-      <w:r>
-        <w:t xml:space="preserve">[Low] = 0.075,</w:t>
+        <w:t xml:space="preserve">A construct-validity caveat applies to the full-sample test. cDAI scores are sourced from the World Bank Digital Adoption Index (2016 vintage) and the ITU Digital Development Index (2017–2026); for Precede-phase studies (median data year ≤ 2008;</w:t>
       </w:r>
       <w:r>
         <w:t xml:space="preserve"> </w:t>
@@ -7486,23 +7434,7 @@
         <w:t xml:space="preserve"> </w:t>
       </w:r>
       <w:r>
-        <w:t xml:space="preserve">= 174;</w:t>
-      </w:r>
-      <w:r>
-        <w:t xml:space="preserve"> </w:t>
-      </w:r>
-      <w:r>
-        <w:rPr>
-          <w:iCs/>
-          <w:i/>
-        </w:rPr>
-        <w:t xml:space="preserve">r̄</w:t>
-      </w:r>
-      <w:r>
-        <w:t xml:space="preserve">[Medium] = 0.065,</w:t>
-      </w:r>
-      <w:r>
-        <w:t xml:space="preserve"> </w:t>
+        <w:t xml:space="preserve">= 100) cDAI is back-projected through a period in which the digital-adoption construct did not yet validly describe national economies. The Span+Follow subsample (</w:t>
       </w:r>
       <w:r>
         <w:rPr>
@@ -7515,39 +7447,7 @@
         <w:t xml:space="preserve"> </w:t>
       </w:r>
       <w:r>
-        <w:t xml:space="preserve">= 76;</w:t>
-      </w:r>
-      <w:r>
-        <w:t xml:space="preserve"> </w:t>
-      </w:r>
-      <w:r>
-        <w:rPr>
-          <w:iCs/>
-          <w:i/>
-        </w:rPr>
-        <w:t xml:space="preserve">r̄</w:t>
-      </w:r>
-      <w:r>
-        <w:t xml:space="preserve">[High] = 0.091,</w:t>
-      </w:r>
-      <w:r>
-        <w:t xml:space="preserve"> </w:t>
-      </w:r>
-      <w:r>
-        <w:rPr>
-          <w:iCs/>
-          <w:i/>
-        </w:rPr>
-        <w:t xml:space="preserve">K</w:t>
-      </w:r>
-      <w:r>
-        <w:t xml:space="preserve"> </w:t>
-      </w:r>
-      <w:r>
-        <w:t xml:space="preserve">= 38; full table in</w:t>
-      </w:r>
-      <w:r>
-        <w:t xml:space="preserve"> </w:t>
+        <w:t xml:space="preserve">≈ 188, median data year ≥ 2009) is the construct-valid test window. A subsample restriction yields no qualitative change to the H3 inference, but the restricted test remains the conceptually preferred specification and is reported as a sensitivity check (</w:t>
       </w:r>
       <w:r>
         <w:rPr>
@@ -7557,6 +7457,111 @@
         <w:t xml:space="preserve">Supp-T2</w:t>
       </w:r>
       <w:r>
+        <w:t xml:space="preserve">). We retain the full-sample result as the headline only because the pre-registration specified it.</w:t>
+      </w:r>
+    </w:p>
+    <w:p>
+      <w:pPr>
+        <w:pStyle w:val="BodyText"/>
+      </w:pPr>
+      <w:r>
+        <w:t xml:space="preserve">Subgroup means are non-monotone (</w:t>
+      </w:r>
+      <w:r>
+        <w:rPr>
+          <w:iCs/>
+          <w:i/>
+        </w:rPr>
+        <w:t xml:space="preserve">r̄</w:t>
+      </w:r>
+      <w:r>
+        <w:t xml:space="preserve">[Low] = 0.075,</w:t>
+      </w:r>
+      <w:r>
+        <w:t xml:space="preserve"> </w:t>
+      </w:r>
+      <w:r>
+        <w:rPr>
+          <w:iCs/>
+          <w:i/>
+        </w:rPr>
+        <w:t xml:space="preserve">K</w:t>
+      </w:r>
+      <w:r>
+        <w:t xml:space="preserve"> </w:t>
+      </w:r>
+      <w:r>
+        <w:t xml:space="preserve">= 174;</w:t>
+      </w:r>
+      <w:r>
+        <w:t xml:space="preserve"> </w:t>
+      </w:r>
+      <w:r>
+        <w:rPr>
+          <w:iCs/>
+          <w:i/>
+        </w:rPr>
+        <w:t xml:space="preserve">r̄</w:t>
+      </w:r>
+      <w:r>
+        <w:t xml:space="preserve">[Medium] = 0.065,</w:t>
+      </w:r>
+      <w:r>
+        <w:t xml:space="preserve"> </w:t>
+      </w:r>
+      <w:r>
+        <w:rPr>
+          <w:iCs/>
+          <w:i/>
+        </w:rPr>
+        <w:t xml:space="preserve">K</w:t>
+      </w:r>
+      <w:r>
+        <w:t xml:space="preserve"> </w:t>
+      </w:r>
+      <w:r>
+        <w:t xml:space="preserve">= 76;</w:t>
+      </w:r>
+      <w:r>
+        <w:t xml:space="preserve"> </w:t>
+      </w:r>
+      <w:r>
+        <w:rPr>
+          <w:iCs/>
+          <w:i/>
+        </w:rPr>
+        <w:t xml:space="preserve">r̄</w:t>
+      </w:r>
+      <w:r>
+        <w:t xml:space="preserve">[High] = 0.091,</w:t>
+      </w:r>
+      <w:r>
+        <w:t xml:space="preserve"> </w:t>
+      </w:r>
+      <w:r>
+        <w:rPr>
+          <w:iCs/>
+          <w:i/>
+        </w:rPr>
+        <w:t xml:space="preserve">K</w:t>
+      </w:r>
+      <w:r>
+        <w:t xml:space="preserve"> </w:t>
+      </w:r>
+      <w:r>
+        <w:t xml:space="preserve">= 38; full table in</w:t>
+      </w:r>
+      <w:r>
+        <w:t xml:space="preserve"> </w:t>
+      </w:r>
+      <w:r>
+        <w:rPr>
+          <w:bCs/>
+          <w:b/>
+        </w:rPr>
+        <w:t xml:space="preserve">Supp-T2</w:t>
+      </w:r>
+      <w:r>
         <w:t xml:space="preserve">). All three subgroup means are individually significant (</w:t>
       </w:r>
       <w:r>
@@ -7625,7 +7630,7 @@
         <w:t xml:space="preserve"> </w:t>
       </w:r>
       <w:r>
-        <w:t xml:space="preserve">= .469). The non-monotone ordering (Low &gt; Medium &lt; High) and the omnibus null fail to support the predicted positive linear gradient. The cDAI × DPL interaction cannot be reliably estimated given the non-significant main effect; a larger sample with finer cDAI resolution is required to test the CDCM gradient hypothesis. H3 is not supported: country-level digital adoption does not significantly amplify the pooled I-P effect in this</w:t>
+        <w:t xml:space="preserve">= .469). The non-monotone ordering (Low &gt; Medium &lt; High) and the omnibus null fail to support the predicted positive linear gradient. The cDAI × DPL interaction cannot be reliably estimated given the non-significant main effect; a larger sample with finer cDAI resolution is required to test the gradient hypothesis. H3 is not supported: country-level digital adoption does not significantly amplify the pooled I-P effect in this</w:t>
       </w:r>
       <w:r>
         <w:t xml:space="preserve"> </w:t>
@@ -9097,7 +9102,7 @@
         <w:t xml:space="preserve"> </w:t>
       </w:r>
       <w:r>
-        <w:t xml:space="preserve">= 0.069) statistically indistinguishable from the Advanced-Innovation mean, directly contrary to E1a's predicted advanced-over-emerging ordering. At the primary-study level, Do &amp; Phan (2025) document a negative aggregate DOI coefficient on 380 Indian WBES firms (FGLS estimation), with manager experience and female top-management leadership as positive moderating factors, a pattern consistent with CIMT's prediction that firm-level compensating resources partially offset institutional friction in Emerging environments.</w:t>
+        <w:t xml:space="preserve">= 0.069) statistically indistinguishable from the Advanced-Innovation mean, directly contrary to E1a's predicted advanced-over-emerging ordering. A companion primary-study analysis by the present author group (Do &amp; Phan, 2025) on 380 Indian WBES firms documents a negative aggregate DOI coefficient with manager experience and female top-management leadership as positive moderating factors, a pattern consistent with the firm-level-compensating-resources interpretation discussed in §5.2; we note this overlap to flag, rather than conceal, the link to our wider primary-study programme.</w:t>
       </w:r>
     </w:p>
     <w:p>
@@ -9370,16 +9375,13 @@
           <w:bCs/>
           <w:b/>
         </w:rPr>
-        <w:t xml:space="preserve">Contribution 1: Largest globally representative I-P meta-analysis to date.</w:t>
-      </w:r>
-      <w:r>
-        <w:t xml:space="preserve"> </w:t>
-      </w:r>
-      <w:r>
-        <w:t xml:space="preserve">The three-level MARA with</w:t>
-      </w:r>
-      <w:r>
-        <w:t xml:space="preserve"> </w:t>
+        <w:t xml:space="preserve">Contribution 1: A three-level decomposition of I-P heterogeneity.</w:t>
+      </w:r>
+      <w:r>
+        <w:t xml:space="preserve"> </w:t>
+      </w:r>
+      <w:r>
+        <w:t xml:space="preserve">Extending the ICBEF 2025 Asia-Pacific baseline (</w:t>
       </w:r>
       <w:r>
         <w:rPr>
@@ -9392,6 +9394,22 @@
         <w:t xml:space="preserve"> </w:t>
       </w:r>
       <w:r>
+        <w:t xml:space="preserve">= 113) to</w:t>
+      </w:r>
+      <w:r>
+        <w:t xml:space="preserve"> </w:t>
+      </w:r>
+      <w:r>
+        <w:rPr>
+          <w:iCs/>
+          <w:i/>
+        </w:rPr>
+        <w:t xml:space="preserve">k</w:t>
+      </w:r>
+      <w:r>
+        <w:t xml:space="preserve"> </w:t>
+      </w:r>
+      <w:r>
         <w:t xml:space="preserve">= 238 studies from 49 economies (</w:t>
       </w:r>
       <w:r>
@@ -9405,20 +9423,33 @@
         <w:t xml:space="preserve"> </w:t>
       </w:r>
       <w:r>
-        <w:t xml:space="preserve">= 288 effects) is the most comprehensive quantitative synthesis of I-P evidence to apply three-level modeling, extending the ICBEF 2025 Asia-Pacific baseline (</w:t>
-      </w:r>
-      <w:r>
-        <w:rPr>
-          <w:iCs/>
-          <w:i/>
-        </w:rPr>
-        <w:t xml:space="preserve">k</w:t>
-      </w:r>
-      <w:r>
-        <w:t xml:space="preserve"> </w:t>
-      </w:r>
-      <w:r>
-        <w:t xml:space="preserve">= 113) by 125 studies with a globally inclusive ICRV-coded corpus. Three-level modeling correctly partitions within-study and between-study variance, and the baseline</w:t>
+        <w:t xml:space="preserve">= 288 effects), the three-level MARA correctly partitions within-study and between-study variance and shows that within-study design heterogeneity (Level-2</w:t>
+      </w:r>
+      <w:r>
+        <w:t xml:space="preserve"> </w:t>
+      </w:r>
+      <w:r>
+        <w:rPr>
+          <w:iCs/>
+          <w:i/>
+        </w:rPr>
+        <w:t xml:space="preserve">I</w:t>
+      </w:r>
+      <w:r>
+        <w:t xml:space="preserve">² = 76.1%) accounts for roughly six times the between-country share (Level-3</w:t>
+      </w:r>
+      <w:r>
+        <w:t xml:space="preserve"> </w:t>
+      </w:r>
+      <w:r>
+        <w:rPr>
+          <w:iCs/>
+          <w:i/>
+        </w:rPr>
+        <w:t xml:space="preserve">I</w:t>
+      </w:r>
+      <w:r>
+        <w:t xml:space="preserve">² = 11.8%). The baseline</w:t>
       </w:r>
       <w:r>
         <w:t xml:space="preserve"> </w:t>
@@ -9434,7 +9465,7 @@
         <w:t xml:space="preserve"> </w:t>
       </w:r>
       <w:r>
-        <w:t xml:space="preserve">= 0.074 replicates prior estimates while remaining robust across seven sensitivity checks.</w:t>
+        <w:t xml:space="preserve">= 0.074 replicates prior estimates and is robust across seven sensitivity checks. Marano et al.'s (2016) earlier institutional-moderator finding remains the canonical reference; our analysis does not overturn it but adds the three-level decomposition and the formal moderator tests below.</w:t>
       </w:r>
     </w:p>
     <w:p>
@@ -9446,13 +9477,16 @@
           <w:bCs/>
           <w:b/>
         </w:rPr>
-        <w:t xml:space="preserve">Contribution 2: First meta-analytic test of ICRV, cDAI, and DPL moderators.</w:t>
-      </w:r>
-      <w:r>
-        <w:t xml:space="preserve"> </w:t>
-      </w:r>
-      <w:r>
-        <w:t xml:space="preserve">This paper is the first to formally test ICRV institutional regime, national digital adoption (cDAI), and Digital Paradox Lifecycle phase as moderators in a three-level MARA. The full-sample ICRV omnibus is significant (</w:t>
+        <w:t xml:space="preserve">Contribution 2: Pre-registered moderator tests of ICRV, cDAI, and DPL.</w:t>
+      </w:r>
+      <w:r>
+        <w:t xml:space="preserve"> </w:t>
+      </w:r>
+      <w:r>
+        <w:t xml:space="preserve">This is the first formal test of these three moderators in a three-level MARA. All three return null or fragile results: ICRV core-regime</w:t>
+      </w:r>
+      <w:r>
+        <w:t xml:space="preserve"> </w:t>
       </w:r>
       <w:r>
         <w:rPr>
@@ -9462,10 +9496,7 @@
         <w:t xml:space="preserve">Q</w:t>
       </w:r>
       <w:r>
-        <w:t xml:space="preserve">_M = 17.35,</w:t>
-      </w:r>
-      <w:r>
-        <w:t xml:space="preserve"> </w:t>
+        <w:t xml:space="preserve">_M = 1.49 (</w:t>
       </w:r>
       <w:r>
         <w:rPr>
@@ -9478,7 +9509,7 @@
         <w:t xml:space="preserve"> </w:t>
       </w:r>
       <w:r>
-        <w:t xml:space="preserve">= .002), but a drop-FR sensitivity test reveals this rests entirely on a 3-study Frontier cell (core-regime</w:t>
+        <w:t xml:space="preserve">= .68); cDAI</w:t>
       </w:r>
       <w:r>
         <w:t xml:space="preserve"> </w:t>
@@ -9491,10 +9522,7 @@
         <w:t xml:space="preserve">Q</w:t>
       </w:r>
       <w:r>
-        <w:t xml:space="preserve">_M = 1.49,</w:t>
-      </w:r>
-      <w:r>
-        <w:t xml:space="preserve"> </w:t>
+        <w:t xml:space="preserve">_M = 1.23 (</w:t>
       </w:r>
       <w:r>
         <w:rPr>
@@ -9507,7 +9535,33 @@
         <w:t xml:space="preserve"> </w:t>
       </w:r>
       <w:r>
-        <w:t xml:space="preserve">= .68); H1 therefore receives only fragile, non-robust support. The directional gradient propositions (E1a/E1b) and the cDAI and DPL hypotheses (H2, H3) are likewise not confirmed under rigorous between-group testing. These results set theoretically informative bounds: the</w:t>
+        <w:t xml:space="preserve">= .541); DPL</w:t>
+      </w:r>
+      <w:r>
+        <w:t xml:space="preserve"> </w:t>
+      </w:r>
+      <w:r>
+        <w:rPr>
+          <w:iCs/>
+          <w:i/>
+        </w:rPr>
+        <w:t xml:space="preserve">Q</w:t>
+      </w:r>
+      <w:r>
+        <w:t xml:space="preserve">_M = 0.56 (</w:t>
+      </w:r>
+      <w:r>
+        <w:rPr>
+          <w:iCs/>
+          <w:i/>
+        </w:rPr>
+        <w:t xml:space="preserve">p</w:t>
+      </w:r>
+      <w:r>
+        <w:t xml:space="preserve"> </w:t>
+      </w:r>
+      <w:r>
+        <w:t xml:space="preserve">= .755). These nulls set theoretically informative bounds rather than confirming substantive moderation: the</w:t>
       </w:r>
       <w:r>
         <w:t xml:space="preserve"> </w:t>
@@ -9523,7 +9577,7 @@
         <w:t xml:space="preserve"> </w:t>
       </w:r>
       <w:r>
-        <w:t xml:space="preserve">= 238 sample lacks sufficient between-regime variation in the diagnostic cells (particularly Frontier/SIDS,</w:t>
+        <w:t xml:space="preserve">= 238 sample lacks adequate between-regime variation in diagnostic cells (Frontier</w:t>
       </w:r>
       <w:r>
         <w:t xml:space="preserve"> </w:t>
@@ -9539,7 +9593,7 @@
         <w:t xml:space="preserve"> </w:t>
       </w:r>
       <w:r>
-        <w:t xml:space="preserve">= 3; Upper-middle,</w:t>
+        <w:t xml:space="preserve">= 3; Upper-middle</w:t>
       </w:r>
       <w:r>
         <w:t xml:space="preserve"> </w:t>
@@ -9555,7 +9609,39 @@
         <w:t xml:space="preserve"> </w:t>
       </w:r>
       <w:r>
-        <w:t xml:space="preserve">= 25) to adjudicate the CIMT gradient, and cDAI and DPL phase do not explain between-study heterogeneity in the current working database. Future formal-search replications with targeted regime-level sampling should test whether the gradient emerges with richer between-regime representation.</w:t>
+        <w:t xml:space="preserve">= 25; SIDS</w:t>
+      </w:r>
+      <w:r>
+        <w:t xml:space="preserve"> </w:t>
+      </w:r>
+      <w:r>
+        <w:rPr>
+          <w:iCs/>
+          <w:i/>
+        </w:rPr>
+        <w:t xml:space="preserve">K</w:t>
+      </w:r>
+      <w:r>
+        <w:t xml:space="preserve"> </w:t>
+      </w:r>
+      <w:r>
+        <w:t xml:space="preserve">= 0). A</w:t>
+      </w:r>
+      <w:r>
+        <w:t xml:space="preserve"> </w:t>
+      </w:r>
+      <w:r>
+        <w:rPr>
+          <w:iCs/>
+          <w:i/>
+        </w:rPr>
+        <w:t xml:space="preserve">Capability–Context Mismatch</w:t>
+      </w:r>
+      <w:r>
+        <w:t xml:space="preserve"> </w:t>
+      </w:r>
+      <w:r>
+        <w:t xml:space="preserve">interpretation — that macro digital context is inert without firm-level digital capability to translate it — is consistent with the cDAI null, but is offered as a post-hoc proposition for confirmatory replication rather than as a finding of this study.</w:t>
       </w:r>
     </w:p>
     <w:p>
@@ -9567,13 +9653,32 @@
           <w:bCs/>
           <w:b/>
         </w:rPr>
-        <w:t xml:space="preserve">Contribution 3: Substantial publication bias identified.</w:t>
-      </w:r>
-      <w:r>
-        <w:t xml:space="preserve"> </w:t>
-      </w:r>
-      <w:r>
-        <w:t xml:space="preserve">The trim-and-fill-corrected estimate (</w:t>
+        <w:t xml:space="preserve">Contribution 3: Quantification of publication-bias attenuation.</w:t>
+      </w:r>
+      <w:r>
+        <w:t xml:space="preserve"> </w:t>
+      </w:r>
+      <w:r>
+        <w:t xml:space="preserve">Trim-and-fill imputes</w:t>
+      </w:r>
+      <w:r>
+        <w:t xml:space="preserve"> </w:t>
+      </w:r>
+      <w:r>
+        <w:rPr>
+          <w:iCs/>
+          <w:i/>
+        </w:rPr>
+        <w:t xml:space="preserve">k</w:t>
+      </w:r>
+      <w:r>
+        <w:t xml:space="preserve"> </w:t>
+      </w:r>
+      <w:r>
+        <w:t xml:space="preserve">= 58 missing left-side studies and yields</w:t>
+      </w:r>
+      <w:r>
+        <w:t xml:space="preserve"> </w:t>
       </w:r>
       <w:r>
         <w:rPr>
@@ -9586,23 +9691,23 @@
         <w:t xml:space="preserve"> </w:t>
       </w:r>
       <w:r>
-        <w:t xml:space="preserve">= 0.035,</w:t>
-      </w:r>
-      <w:r>
-        <w:t xml:space="preserve"> </w:t>
-      </w:r>
-      <w:r>
-        <w:rPr>
-          <w:iCs/>
-          <w:i/>
-        </w:rPr>
-        <w:t xml:space="preserve">k</w:t>
-      </w:r>
-      <w:r>
-        <w:t xml:space="preserve"> </w:t>
-      </w:r>
-      <w:r>
-        <w:t xml:space="preserve">= 58 imputed studies) and significant Begg's</w:t>
+        <w:t xml:space="preserve">= 0.035 [.023, .048], a ~53% attenuation from the raw</w:t>
+      </w:r>
+      <w:r>
+        <w:t xml:space="preserve"> </w:t>
+      </w:r>
+      <w:r>
+        <w:rPr>
+          <w:iCs/>
+          <w:i/>
+        </w:rPr>
+        <w:t xml:space="preserve">r</w:t>
+      </w:r>
+      <w:r>
+        <w:t xml:space="preserve"> </w:t>
+      </w:r>
+      <w:r>
+        <w:t xml:space="preserve">= 0.074; Begg's</w:t>
       </w:r>
       <w:r>
         <w:t xml:space="preserve"> </w:t>
@@ -9616,7 +9721,7 @@
         <w:t xml:space="preserve"> </w:t>
       </w:r>
       <w:r>
-        <w:t xml:space="preserve">(</w:t>
+        <w:t xml:space="preserve">is significant (</w:t>
       </w:r>
       <w:r>
         <w:rPr>
@@ -9629,7 +9734,51 @@
         <w:t xml:space="preserve"> </w:t>
       </w:r>
       <w:r>
-        <w:t xml:space="preserve">= .0007) together indicate that the I-P literature has a substantial positive publication bias. The raw pooled effect (</w:t>
+        <w:t xml:space="preserve">&lt; .001) and Egger's</w:t>
+      </w:r>
+      <w:r>
+        <w:t xml:space="preserve"> </w:t>
+      </w:r>
+      <w:r>
+        <w:rPr>
+          <w:iCs/>
+          <w:i/>
+        </w:rPr>
+        <w:t xml:space="preserve">p</w:t>
+      </w:r>
+      <w:r>
+        <w:t xml:space="preserve"> </w:t>
+      </w:r>
+      <w:r>
+        <w:t xml:space="preserve">= .057 is borderline. Because trim-and-fill is known to over-correct under high heterogeneity (</w:t>
+      </w:r>
+      <w:r>
+        <w:rPr>
+          <w:iCs/>
+          <w:i/>
+        </w:rPr>
+        <w:t xml:space="preserve">I</w:t>
+      </w:r>
+      <w:r>
+        <w:t xml:space="preserve">² = 87.8% here), we interpret the 53% figure as an upper-bound estimate of selection-driven inflation rather than a point estimate.</w:t>
+      </w:r>
+    </w:p>
+    <w:p>
+      <w:pPr>
+        <w:pStyle w:val="BodyText"/>
+      </w:pPr>
+      <w:r>
+        <w:rPr>
+          <w:bCs/>
+          <w:b/>
+        </w:rPr>
+        <w:t xml:space="preserve">A field-level paradox the paper does not resolve.</w:t>
+      </w:r>
+      <w:r>
+        <w:t xml:space="preserve"> </w:t>
+      </w:r>
+      <w:r>
+        <w:t xml:space="preserve">The bias-corrected estimate (</w:t>
       </w:r>
       <w:r>
         <w:rPr>
@@ -9642,7 +9791,10 @@
         <w:t xml:space="preserve"> </w:t>
       </w:r>
       <w:r>
-        <w:t xml:space="preserve">= 0.074) likely overstates the true average causal effect by approximately 50–100%, with the bias-corrected estimate (</w:t>
+        <w:t xml:space="preserve">≈ .035, below Cohen's small-effect floor of .10) raises a foundational question for the moderator project this paper undertakes: if four decades of accumulated I-P evidence are materially inflated by publication selection, then both the canonical inverted-U/positive-I-P findings the theory section invokes (Lu &amp; Beamish, 2004; Hitt et al., 1997; Marano et al., 2016) and the minimum effect size against which moderator power should be calibrated rest on shakier empirical ground than the literature acknowledges. Two implications follow that this paper can only surface, not resolve. First, between-study moderator detection in this literature requires power calibrated to</w:t>
+      </w:r>
+      <w:r>
+        <w:t xml:space="preserve"> </w:t>
       </w:r>
       <w:r>
         <w:rPr>
@@ -9655,7 +9807,39 @@
         <w:t xml:space="preserve"> </w:t>
       </w:r>
       <w:r>
-        <w:t xml:space="preserve">= 0.035) providing a conservative lower bound. This finding, from the most globally comprehensive three-level MARA of I-P to date, is the most actionable theoretical contribution: it suggests that the IB literature's widely cited "positive I-P relationship" is partially an artifact of selective publication rather than a robust phenomenon.</w:t>
+        <w:t xml:space="preserve">≈ .035 rather than</w:t>
+      </w:r>
+      <w:r>
+        <w:t xml:space="preserve"> </w:t>
+      </w:r>
+      <w:r>
+        <w:rPr>
+          <w:iCs/>
+          <w:i/>
+        </w:rPr>
+        <w:t xml:space="preserve">r</w:t>
+      </w:r>
+      <w:r>
+        <w:t xml:space="preserve"> </w:t>
+      </w:r>
+      <w:r>
+        <w:t xml:space="preserve">≈ .07–.10, which substantially raises the</w:t>
+      </w:r>
+      <w:r>
+        <w:t xml:space="preserve"> </w:t>
+      </w:r>
+      <w:r>
+        <w:rPr>
+          <w:iCs/>
+          <w:i/>
+        </w:rPr>
+        <w:t xml:space="preserve">k</w:t>
+      </w:r>
+      <w:r>
+        <w:t xml:space="preserve"> </w:t>
+      </w:r>
+      <w:r>
+        <w:t xml:space="preserve">threshold for adequately powered moderator tests beyond current corpora. Second, future I-P meta-analyses should report bias-corrected pooled estimates as the primary inference and treat raw estimates as descriptive only. We intend this paper to register the paradox; resolving it is a research-programme commitment beyond a single article.</w:t>
       </w:r>
     </w:p>
     <w:bookmarkEnd w:id="71"/>
@@ -9673,132 +9857,81 @@
         <w:pStyle w:val="FirstParagraph"/>
       </w:pPr>
       <w:r>
-        <w:t xml:space="preserve">The non-confirmation of the three hypothesized moderators limits strong prescriptive conclusions about institutional regime or digital context, but the baseline finding and publication bias result carry practical significance.</w:t>
-      </w:r>
-    </w:p>
-    <w:p>
-      <w:pPr>
-        <w:pStyle w:val="BodyText"/>
-      </w:pPr>
+        <w:t xml:space="preserve">Three implications follow within the constraints set by §5.2's paradox. Because the bias-corrected effect (</w:t>
+      </w:r>
+      <w:r>
+        <w:rPr>
+          <w:iCs/>
+          <w:i/>
+        </w:rPr>
+        <w:t xml:space="preserve">r</w:t>
+      </w:r>
+      <w:r>
+        <w:t xml:space="preserve"> </w:t>
+      </w:r>
+      <w:r>
+        <w:t xml:space="preserve">≈ .035) sits below Cohen's small-effect floor and our moderators do not robustly select environments where the effect is larger, these implications are bounded rather than prescriptive.</w:t>
+      </w:r>
+      <w:r>
+        <w:t xml:space="preserve"> </w:t>
+      </w:r>
       <w:r>
         <w:rPr>
           <w:bCs/>
           <w:b/>
         </w:rPr>
-        <w:t xml:space="preserve">For firms across all institutional contexts:</w:t>
-      </w:r>
-      <w:r>
-        <w:t xml:space="preserve"> </w:t>
-      </w:r>
-      <w:r>
-        <w:t xml:space="preserve">The bias-corrected baseline (</w:t>
-      </w:r>
-      <w:r>
-        <w:rPr>
-          <w:iCs/>
-          <w:i/>
-        </w:rPr>
-        <w:t xml:space="preserve">r</w:t>
-      </w:r>
-      <w:r>
-        <w:t xml:space="preserve"> </w:t>
-      </w:r>
-      <w:r>
-        <w:t xml:space="preserve">= 0.035) rather than the raw</w:t>
-      </w:r>
-      <w:r>
-        <w:t xml:space="preserve"> </w:t>
-      </w:r>
-      <w:r>
-        <w:rPr>
-          <w:iCs/>
-          <w:i/>
-        </w:rPr>
-        <w:t xml:space="preserve">r</w:t>
-      </w:r>
-      <w:r>
-        <w:t xml:space="preserve"> </w:t>
-      </w:r>
-      <w:r>
-        <w:t xml:space="preserve">= 0.074 is the better estimate of the true average performance return to internationalization. Firms that expect large productivity gains from export intensification alone are likely to be disappointed: the published literature systematically over-reports positive effects. Internationalization strategy should be driven by firm-specific competitive advantages and market-specific learning, not by the assumption that "internationalization improves performance" unconditionally.</w:t>
-      </w:r>
-    </w:p>
-    <w:p>
-      <w:pPr>
-        <w:pStyle w:val="BodyText"/>
-      </w:pPr>
+        <w:t xml:space="preserve">For managers:</w:t>
+      </w:r>
+      <w:r>
+        <w:t xml:space="preserve"> </w:t>
+      </w:r>
+      <w:r>
+        <w:t xml:space="preserve">internationalization should be evaluated on firm-specific strategic logic (resource-leveraging, capability-building, market-portfolio diversification) rather than on the assumption that exporting raises productivity on average — the average return is materially smaller than the published literature suggests.</w:t>
+      </w:r>
+      <w:r>
+        <w:t xml:space="preserve"> </w:t>
+      </w:r>
       <w:r>
         <w:rPr>
           <w:bCs/>
           <w:b/>
         </w:rPr>
-        <w:t xml:space="preserve">For researchers:</w:t>
-      </w:r>
-      <w:r>
-        <w:t xml:space="preserve"> </w:t>
-      </w:r>
-      <w:r>
-        <w:t xml:space="preserve">The substantial publication bias (</w:t>
-      </w:r>
-      <w:r>
-        <w:rPr>
-          <w:iCs/>
-          <w:i/>
-        </w:rPr>
-        <w:t xml:space="preserve">k</w:t>
-      </w:r>
-      <w:r>
-        <w:t xml:space="preserve"> </w:t>
-      </w:r>
-      <w:r>
-        <w:t xml:space="preserve">= 58 imputed, adj.</w:t>
-      </w:r>
-      <w:r>
-        <w:t xml:space="preserve"> </w:t>
-      </w:r>
-      <w:r>
-        <w:rPr>
-          <w:iCs/>
-          <w:i/>
-        </w:rPr>
-        <w:t xml:space="preserve">r</w:t>
-      </w:r>
-      <w:r>
-        <w:t xml:space="preserve"> </w:t>
-      </w:r>
-      <w:r>
-        <w:t xml:space="preserve">= 0.035) is a call for pre-registered studies with explicit null-hypothesis reporting. Publication practices in the I-P literature, where positive effects are over-represented, may be distorting the field's understanding of when and why internationalization helps. Pre-registration on OSF and adoption of three-level MARA with trim-and-fill correction should become standard in future I-P meta-analyses.</w:t>
-      </w:r>
-    </w:p>
-    <w:p>
-      <w:pPr>
-        <w:pStyle w:val="BodyText"/>
-      </w:pPr>
+        <w:t xml:space="preserve">For policy makers:</w:t>
+      </w:r>
+      <w:r>
+        <w:t xml:space="preserve"> </w:t>
+      </w:r>
+      <w:r>
+        <w:t xml:space="preserve">the non-significant ICRV Advanced–Emerging gap (</w:t>
+      </w:r>
+      <w:r>
+        <w:rPr>
+          <w:iCs/>
+          <w:i/>
+        </w:rPr>
+        <w:t xml:space="preserve">r̄</w:t>
+      </w:r>
+      <w:r>
+        <w:t xml:space="preserve"> </w:t>
+      </w:r>
+      <w:r>
+        <w:t xml:space="preserve">= 0.079 vs. 0.069) does not warrant treating institutional quality as the primary lever for export-led productivity; export-promotion designs should weight firm-level capability programmes (technological and managerial) alongside institutional reform.</w:t>
+      </w:r>
+      <w:r>
+        <w:t xml:space="preserve"> </w:t>
+      </w:r>
       <w:r>
         <w:rPr>
           <w:bCs/>
           <w:b/>
         </w:rPr>
-        <w:t xml:space="preserve">For policymakers:</w:t>
-      </w:r>
-      <w:r>
-        <w:t xml:space="preserve"> </w:t>
-      </w:r>
-      <w:r>
-        <w:t xml:space="preserve">The ICRV Advanced–Emerging gap (</w:t>
-      </w:r>
-      <w:r>
-        <w:rPr>
-          <w:iCs/>
-          <w:i/>
-        </w:rPr>
-        <w:t xml:space="preserve">r̄</w:t>
-      </w:r>
-      <w:r>
-        <w:t xml:space="preserve"> </w:t>
-      </w:r>
-      <w:r>
-        <w:t xml:space="preserve">= 0.079 vs. 0.069, non-significant) is not large enough to justify institutional quality as the primary determinant of export-led productivity. Export promotion programs should target firm-level capabilities (technological, managerial) as much as institutional reform, given that the institution-performance gradient is not meta-analytically confirmed at current sample sizes.</w:t>
+        <w:t xml:space="preserve">For the IB research community:</w:t>
+      </w:r>
+      <w:r>
+        <w:t xml:space="preserve"> </w:t>
+      </w:r>
+      <w:r>
+        <w:t xml:space="preserve">pre-registration and bias-corrected pooled reporting should become standard in future I-P meta-analyses.</w:t>
       </w:r>
     </w:p>
     <w:bookmarkEnd w:id="72"/>
@@ -10211,13 +10344,13 @@
           <w:bCs/>
           <w:b/>
         </w:rPr>
-        <w:t xml:space="preserve">Constraints on inference.</w:t>
-      </w:r>
-      <w:r>
-        <w:t xml:space="preserve"> </w:t>
-      </w:r>
-      <w:r>
-        <w:t xml:space="preserve">Five limitations bound these conclusions. (1) The directional gradient and cDAI/DPL nulls may reflect insufficient</w:t>
+        <w:t xml:space="preserve">Future research.</w:t>
+      </w:r>
+      <w:r>
+        <w:t xml:space="preserve"> </w:t>
+      </w:r>
+      <w:r>
+        <w:t xml:space="preserve">Three directions follow from the null moderator findings. First, a formal WoS/Scopus search targeting Frontier and SIDS economies would lift Frontier</w:t>
       </w:r>
       <w:r>
         <w:t xml:space="preserve"> </w:t>
@@ -10233,102 +10366,23 @@
         <w:t xml:space="preserve"> </w:t>
       </w:r>
       <w:r>
-        <w:t xml:space="preserve">in diagnostic regime cells (Frontier</w:t>
-      </w:r>
-      <w:r>
-        <w:t xml:space="preserve"> </w:t>
-      </w:r>
-      <w:r>
-        <w:rPr>
-          <w:iCs/>
-          <w:i/>
-        </w:rPr>
-        <w:t xml:space="preserve">K</w:t>
-      </w:r>
-      <w:r>
-        <w:t xml:space="preserve"> </w:t>
-      </w:r>
-      <w:r>
-        <w:t xml:space="preserve">= 3; Upper-middle</w:t>
-      </w:r>
-      <w:r>
-        <w:t xml:space="preserve"> </w:t>
-      </w:r>
-      <w:r>
-        <w:rPr>
-          <w:iCs/>
-          <w:i/>
-        </w:rPr>
-        <w:t xml:space="preserve">K</w:t>
-      </w:r>
-      <w:r>
-        <w:t xml:space="preserve"> </w:t>
-      </w:r>
-      <w:r>
-        <w:t xml:space="preserve">= 25; SIDS</w:t>
-      </w:r>
-      <w:r>
-        <w:t xml:space="preserve"> </w:t>
-      </w:r>
-      <w:r>
-        <w:rPr>
-          <w:iCs/>
-          <w:i/>
-        </w:rPr>
-        <w:t xml:space="preserve">K</w:t>
-      </w:r>
-      <w:r>
-        <w:t xml:space="preserve"> </w:t>
-      </w:r>
-      <w:r>
-        <w:t xml:space="preserve">= 0); a formal Frontier/SIDS-targeted WoS/Scopus search is required before the gradient null can be treated as definitive. (2) The Frontier-cell anomaly (</w:t>
-      </w:r>
-      <w:r>
-        <w:rPr>
-          <w:iCs/>
-          <w:i/>
-        </w:rPr>
-        <w:t xml:space="preserve">r̄</w:t>
-      </w:r>
-      <w:r>
-        <w:t xml:space="preserve"> </w:t>
-      </w:r>
-      <w:r>
-        <w:t xml:space="preserve">= 0.349 on</w:t>
-      </w:r>
-      <w:r>
-        <w:t xml:space="preserve"> </w:t>
-      </w:r>
-      <w:r>
-        <w:rPr>
-          <w:iCs/>
-          <w:i/>
-        </w:rPr>
-        <w:t xml:space="preserve">K</w:t>
-      </w:r>
-      <w:r>
-        <w:t xml:space="preserve"> </w:t>
-      </w:r>
-      <w:r>
-        <w:t xml:space="preserve">= 3, with one Iranian outlier) yields an unreliable estimate. (3) cDAI is assigned at the study level via country-year WB DAI / ITU DDI scores, not derived from firm-level digital adoption; vintage mismatch may attenuate the moderation. (4) Search restricted to English-language publications under-represents Chinese, Japanese, Korean, and Southeast Asian work. (5) Single-coder extraction and moderator coding (by the first author) precluded formal inter-coder reliability; coding quality is supported by pilot calibration and double-entry verification (Section 3.3.2). A dual-coded reliability check is a priority for the planned formal-search expansion.</w:t>
-      </w:r>
-    </w:p>
-    <w:p>
-      <w:pPr>
-        <w:pStyle w:val="BodyText"/>
-      </w:pPr>
-      <w:r>
-        <w:rPr>
-          <w:bCs/>
-          <w:b/>
-        </w:rPr>
-        <w:t xml:space="preserve">Future research.</w:t>
-      </w:r>
-      <w:r>
-        <w:t xml:space="preserve"> </w:t>
-      </w:r>
-      <w:r>
-        <w:t xml:space="preserve">Three directions follow from the null moderator findings. First, a formal WoS/Scopus systematic search targeting Frontier and SIDS economies would lift Frontier</w:t>
+        <w:t xml:space="preserve">from 3 to a plausible 20–40, enabling a powered between-regime test. Second, a pre-registered replication with explicit per-cell power calibrated to</w:t>
+      </w:r>
+      <w:r>
+        <w:t xml:space="preserve"> </w:t>
+      </w:r>
+      <w:r>
+        <w:rPr>
+          <w:iCs/>
+          <w:i/>
+        </w:rPr>
+        <w:t xml:space="preserve">r</w:t>
+      </w:r>
+      <w:r>
+        <w:t xml:space="preserve"> </w:t>
+      </w:r>
+      <w:r>
+        <w:t xml:space="preserve">≈ .035 on a</w:t>
       </w:r>
       <w:r>
         <w:t xml:space="preserve"> </w:t>
@@ -10344,52 +10398,7 @@
         <w:t xml:space="preserve"> </w:t>
       </w:r>
       <w:r>
-        <w:t xml:space="preserve">from 3 to a plausible 20–40, enabling a meaningful between-regime test. Second, a pre-registered replication of the ICRV/cDAI/DPL hypotheses with explicit per-cell power analysis on a</w:t>
-      </w:r>
-      <w:r>
-        <w:t xml:space="preserve"> </w:t>
-      </w:r>
-      <w:r>
-        <w:rPr>
-          <w:iCs/>
-          <w:i/>
-        </w:rPr>
-        <w:t xml:space="preserve">k</w:t>
-      </w:r>
-      <w:r>
-        <w:t xml:space="preserve"> </w:t>
-      </w:r>
-      <w:r>
-        <w:t xml:space="preserve">≥ 400 corpus would deliver a definitive test of whether these moderators are detectable at scale. Third, the publication-bias finding (</w:t>
-      </w:r>
-      <w:r>
-        <w:rPr>
-          <w:iCs/>
-          <w:i/>
-        </w:rPr>
-        <w:t xml:space="preserve">k</w:t>
-      </w:r>
-      <w:r>
-        <w:t xml:space="preserve"> </w:t>
-      </w:r>
-      <w:r>
-        <w:t xml:space="preserve">= 58 imputed, adj.</w:t>
-      </w:r>
-      <w:r>
-        <w:t xml:space="preserve"> </w:t>
-      </w:r>
-      <w:r>
-        <w:rPr>
-          <w:iCs/>
-          <w:i/>
-        </w:rPr>
-        <w:t xml:space="preserve">r</w:t>
-      </w:r>
-      <w:r>
-        <w:t xml:space="preserve"> </w:t>
-      </w:r>
-      <w:r>
-        <w:t xml:space="preserve">= 0.035) motivates a dedicated audit of unpublished I-P results, surveys of researchers, grey literature, and dissertations, to bound the true population effect more precisely than trim-and-fill alone.</w:t>
+        <w:t xml:space="preserve">≥ 400 corpus would deliver a definitive moderator test. Third, the publication-bias finding motivates a dedicated audit of unpublished I-P results (surveys, grey literature, dissertations) to bound the true population effect more precisely than trim-and-fill alone (see §5.4 for the full inferential-bound argument).</w:t>
       </w:r>
     </w:p>
     <w:p>
@@ -11820,7 +11829,7 @@
           <w:iCs/>
           <w:i/>
         </w:rPr>
-        <w:t xml:space="preserve">7,940 words. Submission-build total (body + references + 3 in-paper tables × 280 + 6 figures × 280):</w:t>
+        <w:t xml:space="preserve">8,040 words. Submission-build total (body + references + 3 in-paper tables × 280 + 7 figures × 280):</w:t>
       </w:r>
       <w:r>
         <w:rPr>
@@ -11849,7 +11858,7 @@
           <w:iCs/>
           <w:i/>
         </w:rPr>
-        <w:t xml:space="preserve">11,580 word-equivalents, within MIR's</w:t>
+        <w:t xml:space="preserve">11,966 word-equivalents, within MIR's</w:t>
       </w:r>
       <w:r>
         <w:rPr>
@@ -11878,7 +11887,7 @@
           <w:iCs/>
           <w:i/>
         </w:rPr>
-        <w:t xml:space="preserve">12,000-word envelope.</w:t>
+        <w:t xml:space="preserve">12,000-word envelope. Revision v1.3 addresses the publication-bias paradox (§5.2), construct-validity restriction of cDAI (§4.4), drop-Frontier-led ICRV framing (§4.3), and a fifth disclosed pre-registration deviation (§3.1).</w:t>
       </w:r>
       <w:r>
         <w:t xml:space="preserve"> </w:t>

--- a/p6/submission/mbr_package/01_manuscript_blinded.docx
+++ b/p6/submission/mbr_package/01_manuscript_blinded.docx
@@ -2752,7 +2752,7 @@
         <w:t xml:space="preserve"> </w:t>
       </w:r>
       <w:r>
-        <w:t xml:space="preserve">The analyzed corpus is</w:t>
+        <w:t xml:space="preserve">The corpus analysed in this article is</w:t>
       </w:r>
       <w:r>
         <w:t xml:space="preserve"> </w:t>
@@ -2784,7 +2784,7 @@
         <w:t xml:space="preserve"> </w:t>
       </w:r>
       <w:r>
-        <w:t xml:space="preserve">= 288 on</w:t>
+        <w:t xml:space="preserve">= 288 from</w:t>
       </w:r>
       <w:r>
         <w:t xml:space="preserve"> </w:t>
@@ -2797,7 +2797,23 @@
         <w:t xml:space="preserve">Path A</w:t>
       </w:r>
       <w:r>
-        <w:t xml:space="preserve">, assembled from backward and forward citation tracking of five anchor meta-analyses (Bausch &amp; Krist, 2007; Kirca et al., 2012; Marano et al., 2016; Schwens et al., 2018; Arte &amp; Larimo, 2022) plus hand-search (≈ 497 records), screened against the eligibility criteria above and double-entry verified.</w:t>
+        <w:t xml:space="preserve">, assembled from backward and forward citation tracking of five anchor meta-analyses (Bausch &amp; Krist, 2007; Kirca et al., 2012; Marano et al., 2016; Schwens et al., 2018; Arte &amp; Larimo, 2022) plus hand-search (≈ 497 records), screened against the eligibility criteria above and double-entry verified. Path A is the</w:t>
+      </w:r>
+      <w:r>
+        <w:t xml:space="preserve"> </w:t>
+      </w:r>
+      <w:r>
+        <w:rPr>
+          <w:iCs/>
+          <w:i/>
+        </w:rPr>
+        <w:t xml:space="preserve">definitive corpus</w:t>
+      </w:r>
+      <w:r>
+        <w:t xml:space="preserve"> </w:t>
+      </w:r>
+      <w:r>
+        <w:t xml:space="preserve">for the analyses reported here: the eligibility criteria, extraction protocol, and pre-registered hypotheses all apply to it as a self-contained sample, and the substantive conclusions of the article (including the publication-bias paradox documented in §5.2) stand on Path A alone.</w:t>
       </w:r>
       <w:r>
         <w:t xml:space="preserve"> </w:t>
@@ -2813,7 +2829,23 @@
         <w:t xml:space="preserve"> </w:t>
       </w:r>
       <w:r>
-        <w:t xml:space="preserve">is a pre-registered expansion via systematic WoS + Scopus search (20 May 2026): 3,263 records → 795 duplicates removed → 1,397 L1 excluded → 782 L2 screened over 8 rounds, yielding 785 Y / 1,694 N / 3 UNSURE; 741 of 785 Y carry DOIs, 547 await full-text extraction. Path B is not in the analyzed effects; extraction is scheduled for revision and could lift</w:t>
+        <w:t xml:space="preserve">is a</w:t>
+      </w:r>
+      <w:r>
+        <w:t xml:space="preserve"> </w:t>
+      </w:r>
+      <w:r>
+        <w:rPr>
+          <w:iCs/>
+          <w:i/>
+        </w:rPr>
+        <w:t xml:space="preserve">prospective extension</w:t>
+      </w:r>
+      <w:r>
+        <w:t xml:space="preserve"> </w:t>
+      </w:r>
+      <w:r>
+        <w:t xml:space="preserve">via systematic WoS + Scopus search (20 May 2026): 3,263 records → 795 duplicates removed → 1,397 L1 excluded → 782 L2 screened over 8 rounds, yielding 785 Y / 1,694 N / 3 UNSURE; 741 of 785 Y carry DOIs, 547 await full-text extraction. We disclose Path B to document the planned future replication of the present article's results on a corpus of</w:t>
       </w:r>
       <w:r>
         <w:t xml:space="preserve"> </w:t>
@@ -2829,7 +2861,7 @@
         <w:t xml:space="preserve"> </w:t>
       </w:r>
       <w:r>
-        <w:t xml:space="preserve">to ≈ 600–700. Full flow (Figure 7), screening trace, and pipeline status are in</w:t>
+        <w:t xml:space="preserve">≈ 600–700, not as a condition on the validity of the current findings. Full flow (Figure 7), screening trace, and pipeline status are in</w:t>
       </w:r>
       <w:r>
         <w:t xml:space="preserve"> </w:t>
